--- a/eng/docx/39.content.docx
+++ b/eng/docx/39.content.docx
@@ -45,19 +45,7 @@
         <w:rPr>
           <w:lang w:val="en_US" w:bidi="en_US"/>
         </w:rPr>
-        <w:t xml:space="preserve"> is based on: </w:t>
-      </w:r>
-      <w:r>
-        <w:rPr>
-          <w:lang w:val="en_US" w:bidi="en_US"/>
-        </w:rPr>
-        <w:t>unfoldingWord® Simplified Text</w:t>
-      </w:r>
-      <w:r>
-        <w:rPr>
-          <w:lang w:val="en_US" w:bidi="en_US"/>
-        </w:rPr>
-        <w:t xml:space="preserve">, </w:t>
+        <w:t xml:space="preserve"> © 2022 </w:t>
       </w:r>
       <w:hyperlink r:id="rId13">
         <w:r>
@@ -75,7 +63,7 @@
         <w:rPr>
           <w:lang w:val="en_US" w:bidi="en_US"/>
         </w:rPr>
-        <w:t xml:space="preserve">, 2022, which is licensed under a </w:t>
+        <w:t xml:space="preserve">, licensed under a </w:t>
       </w:r>
       <w:hyperlink r:id="rId14">
         <w:r>
@@ -94,25 +82,6 @@
           <w:lang w:val="en_US" w:bidi="en_US"/>
         </w:rPr>
         <w:t>.</w:t>
-      </w:r>
-      <w:r>
-        <w:rPr>
-          <w:lang w:val="en_US" w:bidi="en_US"/>
-        </w:rPr>
-      </w:r>
-    </w:p>
-    <w:p>
-      <w:pPr/>
-      <w:r>
-        <w:rPr>
-          <w:lang w:val="en_US" w:bidi="en_US"/>
-        </w:rPr>
-      </w:r>
-      <w:r>
-        <w:rPr>
-          <w:lang w:val="en_US" w:bidi="en_US"/>
-        </w:rPr>
-        <w:t>This PDF version is provided under the same license.</w:t>
       </w:r>
       <w:r>
         <w:rPr>
@@ -212,12 +181,314 @@
       </w:pPr>
     </w:p>
     <w:p>
+      <w:pPr>
+        <w:pStyle w:val="Heading2"/>
+      </w:pPr>
+      <w:r>
+        <w:rPr>
+          <w:lang w:val="en_US" w:bidi="en_US"/>
+        </w:rPr>
+        <w:t>Malachi 1:1</w:t>
+      </w:r>
+      <w:r>
+        <w:rPr>
+          <w:lang w:val="en_US" w:bidi="en_US"/>
+        </w:rPr>
+      </w:r>
+    </w:p>
+    <w:p>
       <w:pPr/>
       <w:r>
         <w:rPr>
           <w:lang w:val="en_US" w:bidi="en_US"/>
         </w:rPr>
       </w:r>
+      <w:r>
+        <w:rPr>
+          <w:vertAlign w:val="superscript"/>
+          <w:lang w:val="en_US" w:bidi="en_US"/>
+        </w:rPr>
+        <w:t>1</w:t>
+      </w:r>
+      <w:r>
+        <w:rPr>
+          <w:lang w:val="en_US" w:bidi="en_US"/>
+        </w:rPr>
+        <w:t xml:space="preserve"> This is a serious message from Yahweh. Yahweh gave it to Malachi to tell to the Israelite people.</w:t>
+      </w:r>
+    </w:p>
+    <w:p>
+      <w:pPr/>
+      <w:r>
+        <w:rPr>
+          <w:lang w:val="en_US" w:bidi="en_US"/>
+        </w:rPr>
+      </w:r>
+      <w:r>
+        <w:rPr>
+          <w:vertAlign w:val="superscript"/>
+          <w:lang w:val="en_US" w:bidi="en_US"/>
+        </w:rPr>
+        <w:t>2</w:t>
+      </w:r>
+      <w:r>
+        <w:rPr>
+          <w:lang w:val="en_US" w:bidi="en_US"/>
+        </w:rPr>
+        <w:t xml:space="preserve"> Yahweh says to the Israelites, “I have shown that I love you.” They may wonder what I mean and ask, “How have you shown love to us?” Yahweh would reply, “Esau and Jacob were brothers. I chose to love Jacob and his descendants.</w:t>
+      </w:r>
+    </w:p>
+    <w:p>
+      <w:pPr/>
+      <w:r>
+        <w:rPr>
+          <w:lang w:val="en_US" w:bidi="en_US"/>
+        </w:rPr>
+      </w:r>
+      <w:r>
+        <w:rPr>
+          <w:vertAlign w:val="superscript"/>
+          <w:lang w:val="en_US" w:bidi="en_US"/>
+        </w:rPr>
+        <w:t>3</w:t>
+      </w:r>
+      <w:r>
+        <w:rPr>
+          <w:lang w:val="en_US" w:bidi="en_US"/>
+        </w:rPr>
+        <w:t xml:space="preserve"> But I did not favor Esau and his descendants. I turned Esau’s hill country into empty land. I let wild dogs live in the places where Esau’s people used to live.”</w:t>
+      </w:r>
+    </w:p>
+    <w:p>
+      <w:pPr/>
+      <w:r>
+        <w:rPr>
+          <w:lang w:val="en_US" w:bidi="en_US"/>
+        </w:rPr>
+      </w:r>
+      <w:r>
+        <w:rPr>
+          <w:vertAlign w:val="superscript"/>
+          <w:lang w:val="en_US" w:bidi="en_US"/>
+        </w:rPr>
+        <w:t>4</w:t>
+      </w:r>
+      <w:r>
+        <w:rPr>
+          <w:lang w:val="en_US" w:bidi="en_US"/>
+        </w:rPr>
+        <w:t xml:space="preserve"> The people of Edom, who are Esau’s descendants, might say, “Enemies have destroyed our towns, but we will rebuild them.” But Yahweh, who commands the heavenly armies, says, “Even if they rebuild, I will tear down what they build. People will call Edom a land of evil people. They will say that Yahweh will always be angry with the people of Edom.</w:t>
+      </w:r>
+    </w:p>
+    <w:p>
+      <w:pPr/>
+      <w:r>
+        <w:rPr>
+          <w:lang w:val="en_US" w:bidi="en_US"/>
+        </w:rPr>
+      </w:r>
+      <w:r>
+        <w:rPr>
+          <w:vertAlign w:val="superscript"/>
+          <w:lang w:val="en_US" w:bidi="en_US"/>
+        </w:rPr>
+        <w:t>5</w:t>
+      </w:r>
+      <w:r>
+        <w:rPr>
+          <w:lang w:val="en_US" w:bidi="en_US"/>
+        </w:rPr>
+        <w:t xml:space="preserve"> You Israelites will see this happen. Then you will say, ‘Even outside the land of Israel, people know that Yahweh is great!’”</w:t>
+      </w:r>
+    </w:p>
+    <w:p>
+      <w:pPr/>
+      <w:r>
+        <w:rPr>
+          <w:lang w:val="en_US" w:bidi="en_US"/>
+        </w:rPr>
+      </w:r>
+      <w:r>
+        <w:rPr>
+          <w:vertAlign w:val="superscript"/>
+          <w:lang w:val="en_US" w:bidi="en_US"/>
+        </w:rPr>
+        <w:t>6</w:t>
+      </w:r>
+      <w:r>
+        <w:rPr>
+          <w:lang w:val="en_US" w:bidi="en_US"/>
+        </w:rPr>
+        <w:t xml:space="preserve"> Yahweh, who commands the heavenly armies, says, “A son honors his father, and a servant respects his master. Since I am like a father to you, you should honor me, but you do not. Since I am your master, you should respect me, but you do not. I am saying this to you priests who do not respect me. You may wonder what I mean and ask, ‘How have we shown disrespect to you?’</w:t>
+      </w:r>
+    </w:p>
+    <w:p>
+      <w:pPr/>
+      <w:r>
+        <w:rPr>
+          <w:lang w:val="en_US" w:bidi="en_US"/>
+        </w:rPr>
+      </w:r>
+      <w:r>
+        <w:rPr>
+          <w:vertAlign w:val="superscript"/>
+          <w:lang w:val="en_US" w:bidi="en_US"/>
+        </w:rPr>
+        <w:t>7</w:t>
+      </w:r>
+      <w:r>
+        <w:rPr>
+          <w:lang w:val="en_US" w:bidi="en_US"/>
+        </w:rPr>
+        <w:t xml:space="preserve"> You show disrespect by offering unacceptable sacrifices on my altar. You may wonder what I mean and ask, ‘How have we offered unacceptable sacrifices?’ I will tell you. You show disrespect by thinking that you can treat my altar with contempt.</w:t>
+      </w:r>
+    </w:p>
+    <w:p>
+      <w:pPr/>
+      <w:r>
+        <w:rPr>
+          <w:lang w:val="en_US" w:bidi="en_US"/>
+        </w:rPr>
+      </w:r>
+      <w:r>
+        <w:rPr>
+          <w:vertAlign w:val="superscript"/>
+          <w:lang w:val="en_US" w:bidi="en_US"/>
+        </w:rPr>
+        <w:t>8</w:t>
+      </w:r>
+      <w:r>
+        <w:rPr>
+          <w:lang w:val="en_US" w:bidi="en_US"/>
+        </w:rPr>
+        <w:t xml:space="preserve"> You bring blind animals to sacrifice to me. That is wrong. You bring animals that cannot walk or are sick. That is also wrong. If you gave animals like that to your governor, he would not be pleased with you, and he would not accept them.” This is what Yahweh, who commands the heavenly armies, says.</w:t>
+      </w:r>
+    </w:p>
+    <w:p>
+      <w:pPr/>
+      <w:r>
+        <w:rPr>
+          <w:lang w:val="en_US" w:bidi="en_US"/>
+        </w:rPr>
+      </w:r>
+      <w:r>
+        <w:rPr>
+          <w:vertAlign w:val="superscript"/>
+          <w:lang w:val="en_US" w:bidi="en_US"/>
+        </w:rPr>
+        <w:t>9</w:t>
+      </w:r>
+      <w:r>
+        <w:rPr>
+          <w:lang w:val="en_US" w:bidi="en_US"/>
+        </w:rPr>
+        <w:t xml:space="preserve"> “But you are asking me, God, to be kind to you, even though you have done these wrong things. Do not think that I will accept you!” This is what Yahweh, who commands the heavenly armies, says.</w:t>
+      </w:r>
+    </w:p>
+    <w:p>
+      <w:pPr/>
+      <w:r>
+        <w:rPr>
+          <w:lang w:val="en_US" w:bidi="en_US"/>
+        </w:rPr>
+      </w:r>
+      <w:r>
+        <w:rPr>
+          <w:vertAlign w:val="superscript"/>
+          <w:lang w:val="en_US" w:bidi="en_US"/>
+        </w:rPr>
+        <w:t>10</w:t>
+      </w:r>
+      <w:r>
+        <w:rPr>
+          <w:lang w:val="en_US" w:bidi="en_US"/>
+        </w:rPr>
+        <w:t xml:space="preserve"> Yahweh. Who commands the heavenly armies, says, “I wish one of you would close the temple doors. Then you would not light useless fires on my altar. I am not happy with you. I will not accept any offerings from you.</w:t>
+      </w:r>
+    </w:p>
+    <w:p>
+      <w:pPr/>
+      <w:r>
+        <w:rPr>
+          <w:lang w:val="en_US" w:bidi="en_US"/>
+        </w:rPr>
+      </w:r>
+      <w:r>
+        <w:rPr>
+          <w:vertAlign w:val="superscript"/>
+          <w:lang w:val="en_US" w:bidi="en_US"/>
+        </w:rPr>
+        <w:t>11</w:t>
+      </w:r>
+      <w:r>
+        <w:rPr>
+          <w:lang w:val="en_US" w:bidi="en_US"/>
+        </w:rPr>
+        <w:t xml:space="preserve"> People all over the world will respect me. In every place, people will burn incense to honor me and bring me pure offerings, because everyone will know how great I am.” This is what Yahweh, who commands the heavenly armies, says.</w:t>
+      </w:r>
+    </w:p>
+    <w:p>
+      <w:pPr/>
+      <w:r>
+        <w:rPr>
+          <w:lang w:val="en_US" w:bidi="en_US"/>
+        </w:rPr>
+      </w:r>
+      <w:r>
+        <w:rPr>
+          <w:vertAlign w:val="superscript"/>
+          <w:lang w:val="en_US" w:bidi="en_US"/>
+        </w:rPr>
+        <w:t>12</w:t>
+      </w:r>
+      <w:r>
+        <w:rPr>
+          <w:lang w:val="en_US" w:bidi="en_US"/>
+        </w:rPr>
+        <w:t xml:space="preserve"> “But you dishonor me. You say that my altar is not important, and you do not value the food you get from it.</w:t>
+      </w:r>
+    </w:p>
+    <w:p>
+      <w:pPr/>
+      <w:r>
+        <w:rPr>
+          <w:lang w:val="en_US" w:bidi="en_US"/>
+        </w:rPr>
+      </w:r>
+      <w:r>
+        <w:rPr>
+          <w:vertAlign w:val="superscript"/>
+          <w:lang w:val="en_US" w:bidi="en_US"/>
+        </w:rPr>
+        <w:t>13</w:t>
+      </w:r>
+      <w:r>
+        <w:rPr>
+          <w:lang w:val="en_US" w:bidi="en_US"/>
+        </w:rPr>
+        <w:t xml:space="preserve"> You even say, ‘We are tired of doing this work!’ You show that you do not care about it.” This is what Yahweh, who commands the heavenly armies, says. “You bring me animals that you stole, cannot walk, or are sick. If you bring these as offerings, do not think that I will accept them from you!” says Yahweh.</w:t>
+      </w:r>
+    </w:p>
+    <w:p>
+      <w:pPr/>
+      <w:r>
+        <w:rPr>
+          <w:lang w:val="en_US" w:bidi="en_US"/>
+        </w:rPr>
+      </w:r>
+      <w:r>
+        <w:rPr>
+          <w:vertAlign w:val="superscript"/>
+          <w:lang w:val="en_US" w:bidi="en_US"/>
+        </w:rPr>
+        <w:t>14</w:t>
+      </w:r>
+      <w:r>
+        <w:rPr>
+          <w:lang w:val="en_US" w:bidi="en_US"/>
+        </w:rPr>
+        <w:t xml:space="preserve"> “I will punish anyone who tries to cheat me. If someone promises to give me a good male animal from his flock but then gives me one that is not healthy, I will punish that person. After all, I am the great King. I am Yahweh, who commands the heavenly armies, and people all over the world respect me.”</w:t>
+      </w:r>
     </w:p>
     <w:p>
       <w:pPr>
@@ -227,7 +498,7 @@
         <w:rPr>
           <w:lang w:val="en_US" w:bidi="en_US"/>
         </w:rPr>
-        <w:t>Malachi 1:1</w:t>
+        <w:t>Malachi 2:1</w:t>
       </w:r>
       <w:r>
         <w:rPr>
@@ -253,17 +524,7 @@
         <w:rPr>
           <w:lang w:val="en_US" w:bidi="en_US"/>
         </w:rPr>
-        <w:t xml:space="preserve"> This is a message that Yahweh gave to Malachi for the Israelites.</w:t>
-      </w:r>
-      <w:r>
-        <w:rPr>
-          <w:lang w:val="en_US" w:bidi="en_US"/>
-        </w:rPr>
-      </w:r>
-      <w:r>
-        <w:rPr>
-          <w:lang w:val="en_US" w:bidi="en_US"/>
-        </w:rPr>
+        <w:t xml:space="preserve"> Yahweh says, “Now, priests, this command is for you.</w:t>
       </w:r>
     </w:p>
     <w:p>
@@ -273,6 +534,19 @@
           <w:lang w:val="en_US" w:bidi="en_US"/>
         </w:rPr>
       </w:r>
+      <w:r>
+        <w:rPr>
+          <w:vertAlign w:val="superscript"/>
+          <w:lang w:val="en_US" w:bidi="en_US"/>
+        </w:rPr>
+        <w:t>2</w:t>
+      </w:r>
+      <w:r>
+        <w:rPr>
+          <w:lang w:val="en_US" w:bidi="en_US"/>
+        </w:rPr>
+        <w:t xml:space="preserve"> If you do not obey me and make sure that you honor me, I will curse you,” says Yahweh, who commands the heavenly armies. “I will even curse the good things I have given you. In fact, I have already started to curse them, because you are not taking seriously what I have told you to do.</w:t>
+      </w:r>
     </w:p>
     <w:p>
       <w:pPr/>
@@ -286,23 +560,365 @@
           <w:vertAlign w:val="superscript"/>
           <w:lang w:val="en_US" w:bidi="en_US"/>
         </w:rPr>
+        <w:t>3</w:t>
+      </w:r>
+      <w:r>
+        <w:rPr>
+          <w:lang w:val="en_US" w:bidi="en_US"/>
+        </w:rPr>
+        <w:t xml:space="preserve"> I am ready to punish you by keeping you from having good harvests. You will be disgraced, as if I had spread animal waste on your faces, the waste from the animals you sacrifice at festivals. People will consider you as worthless as that waste!</w:t>
+      </w:r>
+    </w:p>
+    <w:p>
+      <w:pPr/>
+      <w:r>
+        <w:rPr>
+          <w:lang w:val="en_US" w:bidi="en_US"/>
+        </w:rPr>
+      </w:r>
+      <w:r>
+        <w:rPr>
+          <w:vertAlign w:val="superscript"/>
+          <w:lang w:val="en_US" w:bidi="en_US"/>
+        </w:rPr>
+        <w:t>4</w:t>
+      </w:r>
+      <w:r>
+        <w:rPr>
+          <w:lang w:val="en_US" w:bidi="en_US"/>
+        </w:rPr>
+        <w:t xml:space="preserve"> Then you will know that I gave you this command so that my agreement with the priests, the descendants of Levi, will continue.” This is what Yahweh, who commands the heavenly armies, says.</w:t>
+      </w:r>
+    </w:p>
+    <w:p>
+      <w:pPr/>
+      <w:r>
+        <w:rPr>
+          <w:lang w:val="en_US" w:bidi="en_US"/>
+        </w:rPr>
+      </w:r>
+      <w:r>
+        <w:rPr>
+          <w:vertAlign w:val="superscript"/>
+          <w:lang w:val="en_US" w:bidi="en_US"/>
+        </w:rPr>
+        <w:t>5</w:t>
+      </w:r>
+      <w:r>
+        <w:rPr>
+          <w:lang w:val="en_US" w:bidi="en_US"/>
+        </w:rPr>
+        <w:t xml:space="preserve"> “I made a peaceful and life-giving agreement with them because they revered me, and they revered me greatly.</w:t>
+      </w:r>
+    </w:p>
+    <w:p>
+      <w:pPr/>
+      <w:r>
+        <w:rPr>
+          <w:lang w:val="en_US" w:bidi="en_US"/>
+        </w:rPr>
+      </w:r>
+      <w:r>
+        <w:rPr>
+          <w:vertAlign w:val="superscript"/>
+          <w:lang w:val="en_US" w:bidi="en_US"/>
+        </w:rPr>
+        <w:t>6</w:t>
+      </w:r>
+      <w:r>
+        <w:rPr>
+          <w:lang w:val="en_US" w:bidi="en_US"/>
+        </w:rPr>
+        <w:t xml:space="preserve"> They taught the people what was true, and they did not say things that were wrong. They lived peacefully and honestly, the way I wanted them to, and they helped many people stop doing bad things.</w:t>
+      </w:r>
+    </w:p>
+    <w:p>
+      <w:pPr/>
+      <w:r>
+        <w:rPr>
+          <w:lang w:val="en_US" w:bidi="en_US"/>
+        </w:rPr>
+      </w:r>
+      <w:r>
+        <w:rPr>
+          <w:vertAlign w:val="superscript"/>
+          <w:lang w:val="en_US" w:bidi="en_US"/>
+        </w:rPr>
+        <w:t>7</w:t>
+      </w:r>
+      <w:r>
+        <w:rPr>
+          <w:lang w:val="en_US" w:bidi="en_US"/>
+        </w:rPr>
+        <w:t xml:space="preserve"> After all, a priest should teach people how to know God better. People should learn from what the priest says, because he brings messages from me, Yahweh, the commander of the heavenly armies.</w:t>
+      </w:r>
+    </w:p>
+    <w:p>
+      <w:pPr/>
+      <w:r>
+        <w:rPr>
+          <w:lang w:val="en_US" w:bidi="en_US"/>
+        </w:rPr>
+      </w:r>
+      <w:r>
+        <w:rPr>
+          <w:vertAlign w:val="superscript"/>
+          <w:lang w:val="en_US" w:bidi="en_US"/>
+        </w:rPr>
+        <w:t>8</w:t>
+      </w:r>
+      <w:r>
+        <w:rPr>
+          <w:lang w:val="en_US" w:bidi="en_US"/>
+        </w:rPr>
+        <w:t xml:space="preserve"> But you priests have stopped living the way I want. Your teaching has caused many people to do wrong things. You have failed to keep the agreement I made with the Levite priests,” says Yahweh, the commander of the heavenly armies.</w:t>
+      </w:r>
+    </w:p>
+    <w:p>
+      <w:pPr/>
+      <w:r>
+        <w:rPr>
+          <w:lang w:val="en_US" w:bidi="en_US"/>
+        </w:rPr>
+      </w:r>
+      <w:r>
+        <w:rPr>
+          <w:vertAlign w:val="superscript"/>
+          <w:lang w:val="en_US" w:bidi="en_US"/>
+        </w:rPr>
+        <w:t>9</w:t>
+      </w:r>
+      <w:r>
+        <w:rPr>
+          <w:lang w:val="en_US" w:bidi="en_US"/>
+        </w:rPr>
+        <w:t xml:space="preserve"> “So I have made people disrespect you and I have humiliated you before all the people. This is because you have not lived the way I want people to live. You have also not treated everyone fairly when you have applied my laws.”</w:t>
+      </w:r>
+    </w:p>
+    <w:p>
+      <w:pPr/>
+      <w:r>
+        <w:rPr>
+          <w:lang w:val="en_US" w:bidi="en_US"/>
+        </w:rPr>
+      </w:r>
+      <w:r>
+        <w:rPr>
+          <w:vertAlign w:val="superscript"/>
+          <w:lang w:val="en_US" w:bidi="en_US"/>
+        </w:rPr>
+        <w:t>10</w:t>
+      </w:r>
+      <w:r>
+        <w:rPr>
+          <w:lang w:val="en_US" w:bidi="en_US"/>
+        </w:rPr>
+        <w:t xml:space="preserve"> In a sense, we all have the same father, since the same God created each of us. So we should not break our promises to each other. If we do, we dishonor the agreement God made with our ancestors.</w:t>
+      </w:r>
+    </w:p>
+    <w:p>
+      <w:pPr/>
+      <w:r>
+        <w:rPr>
+          <w:lang w:val="en_US" w:bidi="en_US"/>
+        </w:rPr>
+      </w:r>
+      <w:r>
+        <w:rPr>
+          <w:vertAlign w:val="superscript"/>
+          <w:lang w:val="en_US" w:bidi="en_US"/>
+        </w:rPr>
+        <w:t>11</w:t>
+      </w:r>
+      <w:r>
+        <w:rPr>
+          <w:lang w:val="en_US" w:bidi="en_US"/>
+        </w:rPr>
+        <w:t xml:space="preserve"> The people of Judah have not been faithful to God. They have done terrible things in Israel and Jerusalem. They have dishonored the temple that Yahweh loves. They are worshiping foreign gods instead of Yahweh.</w:t>
+      </w:r>
+    </w:p>
+    <w:p>
+      <w:pPr/>
+      <w:r>
+        <w:rPr>
+          <w:lang w:val="en_US" w:bidi="en_US"/>
+        </w:rPr>
+      </w:r>
+      <w:r>
+        <w:rPr>
+          <w:vertAlign w:val="superscript"/>
+          <w:lang w:val="en_US" w:bidi="en_US"/>
+        </w:rPr>
+        <w:t>12</w:t>
+      </w:r>
+      <w:r>
+        <w:rPr>
+          <w:lang w:val="en_US" w:bidi="en_US"/>
+        </w:rPr>
+        <w:t xml:space="preserve"> I hope Yahweh will remove from among the people of Israel every single person who does this, even if they bring offerings to Yahweh, who is the commander of the heavenly armies.</w:t>
+      </w:r>
+    </w:p>
+    <w:p>
+      <w:pPr/>
+      <w:r>
+        <w:rPr>
+          <w:lang w:val="en_US" w:bidi="en_US"/>
+        </w:rPr>
+      </w:r>
+      <w:r>
+        <w:rPr>
+          <w:vertAlign w:val="superscript"/>
+          <w:lang w:val="en_US" w:bidi="en_US"/>
+        </w:rPr>
+        <w:t>13</w:t>
+      </w:r>
+      <w:r>
+        <w:rPr>
+          <w:lang w:val="en_US" w:bidi="en_US"/>
+        </w:rPr>
+        <w:t xml:space="preserve"> This is another thing you do: When you come to offer sacrifices at Yahweh’s altar, you weep bitterly. You cry and groan because Yahweh no longer accepts your offerings.</w:t>
+      </w:r>
+    </w:p>
+    <w:p>
+      <w:pPr/>
+      <w:r>
+        <w:rPr>
+          <w:lang w:val="en_US" w:bidi="en_US"/>
+        </w:rPr>
+      </w:r>
+      <w:r>
+        <w:rPr>
+          <w:vertAlign w:val="superscript"/>
+          <w:lang w:val="en_US" w:bidi="en_US"/>
+        </w:rPr>
+        <w:t>14</w:t>
+      </w:r>
+      <w:r>
+        <w:rPr>
+          <w:lang w:val="en_US" w:bidi="en_US"/>
+        </w:rPr>
+        <w:t xml:space="preserve"> You may wonder what I mean and ask, “Why does he not accept them?” It is because Yahweh knows that you have not been faithful to the wife you married as a young man. You did this even though she was your partner and you promised to be her husband.</w:t>
+      </w:r>
+    </w:p>
+    <w:p>
+      <w:pPr/>
+      <w:r>
+        <w:rPr>
+          <w:lang w:val="en_US" w:bidi="en_US"/>
+        </w:rPr>
+      </w:r>
+      <w:r>
+        <w:rPr>
+          <w:vertAlign w:val="superscript"/>
+          <w:lang w:val="en_US" w:bidi="en_US"/>
+        </w:rPr>
+        <w:t>15</w:t>
+      </w:r>
+      <w:r>
+        <w:rPr>
+          <w:lang w:val="en_US" w:bidi="en_US"/>
+        </w:rPr>
+        <w:t xml:space="preserve"> God has united husbands and wives so that they are one, and he has made their marriage a spiritual relationship. God made them one because he wants them to have children who are faithful to him. So be careful. Do not break your promise to the wife you married when you were a young man.</w:t>
+      </w:r>
+    </w:p>
+    <w:p>
+      <w:pPr/>
+      <w:r>
+        <w:rPr>
+          <w:lang w:val="en_US" w:bidi="en_US"/>
+        </w:rPr>
+      </w:r>
+      <w:r>
+        <w:rPr>
+          <w:vertAlign w:val="superscript"/>
+          <w:lang w:val="en_US" w:bidi="en_US"/>
+        </w:rPr>
+        <w:t>16</w:t>
+      </w:r>
+      <w:r>
+        <w:rPr>
+          <w:lang w:val="en_US" w:bidi="en_US"/>
+        </w:rPr>
+        <w:t xml:space="preserve"> Yahweh, the God of Israel, says, “I hate divorce. I hate it when one of you does such a cruel thing to your wife. So be careful. Do not break your promise to be faithful to your wife.” This is what Yahweh, who commands the heavenly armies, says.</w:t>
+      </w:r>
+    </w:p>
+    <w:p>
+      <w:pPr/>
+      <w:r>
+        <w:rPr>
+          <w:lang w:val="en_US" w:bidi="en_US"/>
+        </w:rPr>
+      </w:r>
+      <w:r>
+        <w:rPr>
+          <w:vertAlign w:val="superscript"/>
+          <w:lang w:val="en_US" w:bidi="en_US"/>
+        </w:rPr>
+        <w:t>17</w:t>
+      </w:r>
+      <w:r>
+        <w:rPr>
+          <w:lang w:val="en_US" w:bidi="en_US"/>
+        </w:rPr>
+        <w:t xml:space="preserve"> Yahweh is tired of hearing what you have been saying. You may wonder what I mean and ask, “How have we made him tired?” You have made him tired by saying, “Yahweh thinks that people who do evil things are actually good. He is happy with them.” Yahweh is also tired of hearing you say, “God is not being fair!”</w:t>
+      </w:r>
+    </w:p>
+    <w:p>
+      <w:pPr>
+        <w:pStyle w:val="Heading2"/>
+      </w:pPr>
+      <w:r>
+        <w:rPr>
+          <w:lang w:val="en_US" w:bidi="en_US"/>
+        </w:rPr>
+        <w:t>Malachi 3:1</w:t>
+      </w:r>
+      <w:r>
+        <w:rPr>
+          <w:lang w:val="en_US" w:bidi="en_US"/>
+        </w:rPr>
+      </w:r>
+    </w:p>
+    <w:p>
+      <w:pPr/>
+      <w:r>
+        <w:rPr>
+          <w:lang w:val="en_US" w:bidi="en_US"/>
+        </w:rPr>
+      </w:r>
+      <w:r>
+        <w:rPr>
+          <w:vertAlign w:val="superscript"/>
+          <w:lang w:val="en_US" w:bidi="en_US"/>
+        </w:rPr>
+        <w:t>1</w:t>
+      </w:r>
+      <w:r>
+        <w:rPr>
+          <w:lang w:val="en_US" w:bidi="en_US"/>
+        </w:rPr>
+        <w:t xml:space="preserve"> Yahweh, who commands the heavenly armies, says, “Pay attention! I am about to send my messenger. He will get things ready for me to come. Then I, the Lord you are looking for, will suddenly come to my temple. You want someone to bring you a message about my agreement with you, and I am going to send someone to do that.</w:t>
+      </w:r>
+    </w:p>
+    <w:p>
+      <w:pPr/>
+      <w:r>
+        <w:rPr>
+          <w:lang w:val="en_US" w:bidi="en_US"/>
+        </w:rPr>
+      </w:r>
+      <w:r>
+        <w:rPr>
+          <w:vertAlign w:val="superscript"/>
+          <w:lang w:val="en_US" w:bidi="en_US"/>
+        </w:rPr>
         <w:t>2</w:t>
       </w:r>
       <w:r>
         <w:rPr>
           <w:lang w:val="en_US" w:bidi="en_US"/>
         </w:rPr>
-        <w:t xml:space="preserve"> (2-3) Yahweh says, “I have loved you.” But I, Malachi, hear you people reply, “How have you shown us that you love us?” Yahweh replies, “Is it not true that Esau and Jacob were brothers? Yet I have a covenant with Jacob and his descendants, but I have no covenant with Esau and his descendants. I caused Esau’s region to be abandoned, a place where wild dogs live.”</w:t>
-      </w:r>
-      <w:r>
-        <w:rPr>
-          <w:lang w:val="en_US" w:bidi="en_US"/>
-        </w:rPr>
-      </w:r>
-      <w:r>
-        <w:rPr>
-          <w:lang w:val="en_US" w:bidi="en_US"/>
-        </w:rPr>
+        <w:t xml:space="preserve"> But when he does come, no one will be able to keep living the way they were living before. When he appears, he will not tell anyone that he is innocent. But he will purify people {from sin}, just as fire makes metal pure and soap makes clothes clean.</w:t>
       </w:r>
     </w:p>
     <w:p>
@@ -312,6 +928,19 @@
           <w:lang w:val="en_US" w:bidi="en_US"/>
         </w:rPr>
       </w:r>
+      <w:r>
+        <w:rPr>
+          <w:vertAlign w:val="superscript"/>
+          <w:lang w:val="en_US" w:bidi="en_US"/>
+        </w:rPr>
+        <w:t>3</w:t>
+      </w:r>
+      <w:r>
+        <w:rPr>
+          <w:lang w:val="en_US" w:bidi="en_US"/>
+        </w:rPr>
+        <w:t xml:space="preserve"> He will help people stop sinning, just as a metalworker sits patiently near silver he has melted and keeps removing impurities from it. He will purify the descendants of Levi, just as a metalworker purifies gold and silver. Then they will bring proper offerings to Yahweh.</w:t>
+      </w:r>
     </w:p>
     <w:p>
       <w:pPr/>
@@ -331,17 +960,7 @@
         <w:rPr>
           <w:lang w:val="en_US" w:bidi="en_US"/>
         </w:rPr>
-        <w:t xml:space="preserve"> The descendants of Esau who now live in Edom may say, “Yes, God has demolished our cities, but we will rebuild houses in the ruins.” But Yahweh, commander of the angel armies, replies, “They may build houses again, but I will demolish them again. Their country will be called ‘The land where wicked people live,’ and their people will be called ‘The people with whom Yahweh is angry forever.’”</w:t>
-      </w:r>
-      <w:r>
-        <w:rPr>
-          <w:lang w:val="en_US" w:bidi="en_US"/>
-        </w:rPr>
-      </w:r>
-      <w:r>
-        <w:rPr>
-          <w:lang w:val="en_US" w:bidi="en_US"/>
-        </w:rPr>
+        <w:t xml:space="preserve"> After that, Yahweh will accept the offerings that the people of Judah and Jerusalem bring him, just as he did in ancient times.”</w:t>
       </w:r>
     </w:p>
     <w:p>
@@ -351,6 +970,19 @@
           <w:lang w:val="en_US" w:bidi="en_US"/>
         </w:rPr>
       </w:r>
+      <w:r>
+        <w:rPr>
+          <w:vertAlign w:val="superscript"/>
+          <w:lang w:val="en_US" w:bidi="en_US"/>
+        </w:rPr>
+        <w:t>5</w:t>
+      </w:r>
+      <w:r>
+        <w:rPr>
+          <w:lang w:val="en_US" w:bidi="en_US"/>
+        </w:rPr>
+        <w:t xml:space="preserve"> Yahweh, who commands the armies of heaven, says, “I will come to judge you. I will immediately declare people guilty and punish them if they have practiced witchcraft, committed adultery, made false promises, not paid fair wages to their workers, or taken advantage of widows and orphans and foreigners. People have done those things because they did not think I would punish them{, but I will}.</w:t>
+      </w:r>
     </w:p>
     <w:p>
       <w:pPr/>
@@ -364,23 +996,386 @@
           <w:vertAlign w:val="superscript"/>
           <w:lang w:val="en_US" w:bidi="en_US"/>
         </w:rPr>
+        <w:t>6</w:t>
+      </w:r>
+      <w:r>
+        <w:rPr>
+          <w:lang w:val="en_US" w:bidi="en_US"/>
+        </w:rPr>
+        <w:t xml:space="preserve"> I will do this because I am Yahweh, and I {swore to Abraham that I would bless his descendants}. When I make a promise, I keep it. That is why you descendants of Jacob are still living here in Judea, even though you are disobeying me.</w:t>
+      </w:r>
+    </w:p>
+    <w:p>
+      <w:pPr/>
+      <w:r>
+        <w:rPr>
+          <w:lang w:val="en_US" w:bidi="en_US"/>
+        </w:rPr>
+      </w:r>
+      <w:r>
+        <w:rPr>
+          <w:vertAlign w:val="superscript"/>
+          <w:lang w:val="en_US" w:bidi="en_US"/>
+        </w:rPr>
+        <w:t>7</w:t>
+      </w:r>
+      <w:r>
+        <w:rPr>
+          <w:lang w:val="en_US" w:bidi="en_US"/>
+        </w:rPr>
+        <w:t xml:space="preserve"> Ever since the time of your ancestors, you have disobeyed my laws. You have completely ignored them. Now come back to me, and I will come back to you,” says Yahweh, the commander of the heavenly armies. “You may wonder what I mean and ask, ‘How can we come back to you?’</w:t>
+      </w:r>
+    </w:p>
+    <w:p>
+      <w:pPr/>
+      <w:r>
+        <w:rPr>
+          <w:lang w:val="en_US" w:bidi="en_US"/>
+        </w:rPr>
+      </w:r>
+      <w:r>
+        <w:rPr>
+          <w:vertAlign w:val="superscript"/>
+          <w:lang w:val="en_US" w:bidi="en_US"/>
+        </w:rPr>
+        <w:t>8</w:t>
+      </w:r>
+      <w:r>
+        <w:rPr>
+          <w:lang w:val="en_US" w:bidi="en_US"/>
+        </w:rPr>
+        <w:t xml:space="preserve"> You might think that no one would even try to steal from God. But you are stealing from me! You may wonder what I mean and ask, ‘How are we stealing from you?’ You are stealing from me by not giving me the tithes and offerings that you should.</w:t>
+      </w:r>
+    </w:p>
+    <w:p>
+      <w:pPr/>
+      <w:r>
+        <w:rPr>
+          <w:lang w:val="en_US" w:bidi="en_US"/>
+        </w:rPr>
+      </w:r>
+      <w:r>
+        <w:rPr>
+          <w:vertAlign w:val="superscript"/>
+          <w:lang w:val="en_US" w:bidi="en_US"/>
+        </w:rPr>
+        <w:t>9</w:t>
+      </w:r>
+      <w:r>
+        <w:rPr>
+          <w:lang w:val="en_US" w:bidi="en_US"/>
+        </w:rPr>
+        <w:t xml:space="preserve"> Because you are robbing me in this way, I have put a curse on all of you Israelites.</w:t>
+      </w:r>
+    </w:p>
+    <w:p>
+      <w:pPr/>
+      <w:r>
+        <w:rPr>
+          <w:lang w:val="en_US" w:bidi="en_US"/>
+        </w:rPr>
+      </w:r>
+      <w:r>
+        <w:rPr>
+          <w:vertAlign w:val="superscript"/>
+          <w:lang w:val="en_US" w:bidi="en_US"/>
+        </w:rPr>
+        <w:t>10</w:t>
+      </w:r>
+      <w:r>
+        <w:rPr>
+          <w:lang w:val="en_US" w:bidi="en_US"/>
+        </w:rPr>
+        <w:t xml:space="preserve"> Bring all the tithes to the room in the temple where the priests keep contributions. Make sure there is food for the priests who serve in my temple. Try this and see what I do in response,” says Yahweh, the commander of the heavenly armies. “If you do this, then I will bless you so much that it will be as if I had opened windows in the sky and poured out blessings to you. You will not have enough room to store all of the crops that grow in your fields.</w:t>
+      </w:r>
+    </w:p>
+    <w:p>
+      <w:pPr/>
+      <w:r>
+        <w:rPr>
+          <w:lang w:val="en_US" w:bidi="en_US"/>
+        </w:rPr>
+      </w:r>
+      <w:r>
+        <w:rPr>
+          <w:vertAlign w:val="superscript"/>
+          <w:lang w:val="en_US" w:bidi="en_US"/>
+        </w:rPr>
+        <w:t>11</w:t>
+      </w:r>
+      <w:r>
+        <w:rPr>
+          <w:lang w:val="en_US" w:bidi="en_US"/>
+        </w:rPr>
+        <w:t xml:space="preserve"> I will prevent pests from eating your crops. Your grapevines will produce plenty of grapes,” says Yahweh, the commander of the heavenly armies.</w:t>
+      </w:r>
+    </w:p>
+    <w:p>
+      <w:pPr/>
+      <w:r>
+        <w:rPr>
+          <w:lang w:val="en_US" w:bidi="en_US"/>
+        </w:rPr>
+      </w:r>
+      <w:r>
+        <w:rPr>
+          <w:vertAlign w:val="superscript"/>
+          <w:lang w:val="en_US" w:bidi="en_US"/>
+        </w:rPr>
+        <w:t>12</w:t>
+      </w:r>
+      <w:r>
+        <w:rPr>
+          <w:lang w:val="en_US" w:bidi="en_US"/>
+        </w:rPr>
+        <w:t xml:space="preserve"> “Then people from all nations will say that God has blessed you. They will say that because your land will be a delightful place,” says Yahweh, the commander of the heavenly armies.</w:t>
+      </w:r>
+    </w:p>
+    <w:p>
+      <w:pPr/>
+      <w:r>
+        <w:rPr>
+          <w:lang w:val="en_US" w:bidi="en_US"/>
+        </w:rPr>
+      </w:r>
+      <w:r>
+        <w:rPr>
+          <w:vertAlign w:val="superscript"/>
+          <w:lang w:val="en_US" w:bidi="en_US"/>
+        </w:rPr>
+        <w:t>13</w:t>
+      </w:r>
+      <w:r>
+        <w:rPr>
+          <w:lang w:val="en_US" w:bidi="en_US"/>
+        </w:rPr>
+        <w:t xml:space="preserve"> Yahweh says, “You have said terrible things about me. You may wonder what I mean and ask, ‘What have we said about you?’</w:t>
+      </w:r>
+    </w:p>
+    <w:p>
+      <w:pPr/>
+      <w:r>
+        <w:rPr>
+          <w:lang w:val="en_US" w:bidi="en_US"/>
+        </w:rPr>
+      </w:r>
+      <w:r>
+        <w:rPr>
+          <w:vertAlign w:val="superscript"/>
+          <w:lang w:val="en_US" w:bidi="en_US"/>
+        </w:rPr>
+        <w:t>14</w:t>
+      </w:r>
+      <w:r>
+        <w:rPr>
+          <w:lang w:val="en_US" w:bidi="en_US"/>
+        </w:rPr>
+        <w:t xml:space="preserve"> You have said, ‘It is useless to serve God. We have not gained anything by obeying his commands or by showing Yahweh, the commander of the heavenly armies, that we are sorry for our sins.</w:t>
+      </w:r>
+    </w:p>
+    <w:p>
+      <w:pPr/>
+      <w:r>
+        <w:rPr>
+          <w:lang w:val="en_US" w:bidi="en_US"/>
+        </w:rPr>
+      </w:r>
+      <w:r>
+        <w:rPr>
+          <w:vertAlign w:val="superscript"/>
+          <w:lang w:val="en_US" w:bidi="en_US"/>
+        </w:rPr>
+        <w:t>15</w:t>
+      </w:r>
+      <w:r>
+        <w:rPr>
+          <w:lang w:val="en_US" w:bidi="en_US"/>
+        </w:rPr>
+        <w:t xml:space="preserve"> We have come to think that proud people become prosperous. Even when people do bad things, they succeed. They challenge God by doing wicked things, but God does not punish them.’”</w:t>
+      </w:r>
+    </w:p>
+    <w:p>
+      <w:pPr/>
+      <w:r>
+        <w:rPr>
+          <w:lang w:val="en_US" w:bidi="en_US"/>
+        </w:rPr>
+      </w:r>
+      <w:r>
+        <w:rPr>
+          <w:vertAlign w:val="superscript"/>
+          <w:lang w:val="en_US" w:bidi="en_US"/>
+        </w:rPr>
+        <w:t>16</w:t>
+      </w:r>
+      <w:r>
+        <w:rPr>
+          <w:lang w:val="en_US" w:bidi="en_US"/>
+        </w:rPr>
+        <w:t xml:space="preserve"> Then those who honored Yahweh all spoke with one another. Yahweh listened carefully to what they said. Those who honored Yahweh and respected him all wrote their names down in a book as he watched.</w:t>
+      </w:r>
+    </w:p>
+    <w:p>
+      <w:pPr/>
+      <w:r>
+        <w:rPr>
+          <w:lang w:val="en_US" w:bidi="en_US"/>
+        </w:rPr>
+      </w:r>
+      <w:r>
+        <w:rPr>
+          <w:vertAlign w:val="superscript"/>
+          <w:lang w:val="en_US" w:bidi="en_US"/>
+        </w:rPr>
+        <w:t>17</w:t>
+      </w:r>
+      <w:r>
+        <w:rPr>
+          <w:lang w:val="en_US" w:bidi="en_US"/>
+        </w:rPr>
+        <w:t xml:space="preserve"> Then Yahweh, the commander of the heavenly armies, said, “These people especially will belong to me. On the day when I judge people, I will spare them from punishment. I will treat them kindly, just as parents treat kindly the children who obey them.</w:t>
+      </w:r>
+    </w:p>
+    <w:p>
+      <w:pPr/>
+      <w:r>
+        <w:rPr>
+          <w:lang w:val="en_US" w:bidi="en_US"/>
+        </w:rPr>
+      </w:r>
+      <w:r>
+        <w:rPr>
+          <w:vertAlign w:val="superscript"/>
+          <w:lang w:val="en_US" w:bidi="en_US"/>
+        </w:rPr>
+        <w:t>18</w:t>
+      </w:r>
+      <w:r>
+        <w:rPr>
+          <w:lang w:val="en_US" w:bidi="en_US"/>
+        </w:rPr>
+        <w:t xml:space="preserve"> Then once more you will clearly see that righteous people do prosper while wicked people do not. There is that difference between those who obey God and those who disobey him.”</w:t>
+      </w:r>
+    </w:p>
+    <w:p>
+      <w:pPr>
+        <w:pStyle w:val="Heading2"/>
+      </w:pPr>
+      <w:r>
+        <w:rPr>
+          <w:lang w:val="en_US" w:bidi="en_US"/>
+        </w:rPr>
+        <w:t>Malachi 4:1</w:t>
+      </w:r>
+      <w:r>
+        <w:rPr>
+          <w:lang w:val="en_US" w:bidi="en_US"/>
+        </w:rPr>
+      </w:r>
+    </w:p>
+    <w:p>
+      <w:pPr/>
+      <w:r>
+        <w:rPr>
+          <w:lang w:val="en_US" w:bidi="en_US"/>
+        </w:rPr>
+      </w:r>
+      <w:r>
+        <w:rPr>
+          <w:vertAlign w:val="superscript"/>
+          <w:lang w:val="en_US" w:bidi="en_US"/>
+        </w:rPr>
+        <w:t>1</w:t>
+      </w:r>
+      <w:r>
+        <w:rPr>
+          <w:lang w:val="en_US" w:bidi="en_US"/>
+        </w:rPr>
+        <w:t xml:space="preserve"> Yahweh, the commander of the heavenly armies, says, “Pay attention! The time is coming when I am going to judge people. People will feel their guilt intensely, as if they were standing in front of a hot furnace. At that time, I will destroy all proud and wicked people as if they were straw burning in a fire. I will destroy them completely, just as a fire burns up plants from top to bottom.</w:t>
+      </w:r>
+    </w:p>
+    <w:p>
+      <w:pPr/>
+      <w:r>
+        <w:rPr>
+          <w:lang w:val="en_US" w:bidi="en_US"/>
+        </w:rPr>
+      </w:r>
+      <w:r>
+        <w:rPr>
+          <w:vertAlign w:val="superscript"/>
+          <w:lang w:val="en_US" w:bidi="en_US"/>
+        </w:rPr>
+        <w:t>2</w:t>
+      </w:r>
+      <w:r>
+        <w:rPr>
+          <w:lang w:val="en_US" w:bidi="en_US"/>
+        </w:rPr>
+        <w:t xml:space="preserve"> But those of you who honor me will experience my power saving you as if the sun were rising and bringing you warmth and light. By my power, I will heal you. You will be as happy as calves are when they leave their stalls to go and play out in the open fields.</w:t>
+      </w:r>
+    </w:p>
+    <w:p>
+      <w:pPr/>
+      <w:r>
+        <w:rPr>
+          <w:lang w:val="en_US" w:bidi="en_US"/>
+        </w:rPr>
+      </w:r>
+      <w:r>
+        <w:rPr>
+          <w:vertAlign w:val="superscript"/>
+          <w:lang w:val="en_US" w:bidi="en_US"/>
+        </w:rPr>
+        <w:t>3</w:t>
+      </w:r>
+      <w:r>
+        <w:rPr>
+          <w:lang w:val="en_US" w:bidi="en_US"/>
+        </w:rPr>
+        <w:t xml:space="preserve"> At the time when I do this, you will completely defeat every wicked person. It will be as if you are stomping them down with your feet.” This is what Yahweh, who commands the heavenly armies, says.</w:t>
+      </w:r>
+    </w:p>
+    <w:p>
+      <w:pPr/>
+      <w:r>
+        <w:rPr>
+          <w:lang w:val="en_US" w:bidi="en_US"/>
+        </w:rPr>
+      </w:r>
+      <w:r>
+        <w:rPr>
+          <w:vertAlign w:val="superscript"/>
+          <w:lang w:val="en_US" w:bidi="en_US"/>
+        </w:rPr>
+        <w:t>4</w:t>
+      </w:r>
+      <w:r>
+        <w:rPr>
+          <w:lang w:val="en_US" w:bidi="en_US"/>
+        </w:rPr>
+        <w:t xml:space="preserve"> “Remember to obey the laws that I gave to my servant Moses on Mount Sinai. Obey all the rules and regulations that I gave him for all the Israelite people to obey.</w:t>
+      </w:r>
+    </w:p>
+    <w:p>
+      <w:pPr/>
+      <w:r>
+        <w:rPr>
+          <w:lang w:val="en_US" w:bidi="en_US"/>
+        </w:rPr>
+      </w:r>
+      <w:r>
+        <w:rPr>
+          <w:vertAlign w:val="superscript"/>
+          <w:lang w:val="en_US" w:bidi="en_US"/>
+        </w:rPr>
         <w:t>5</w:t>
       </w:r>
       <w:r>
         <w:rPr>
           <w:lang w:val="en_US" w:bidi="en_US"/>
         </w:rPr>
-        <w:t xml:space="preserve"> When you Israelite people yourselves see what Yahweh will do to them, you will say, “It is evident that Yahweh is very powerful even in foreign lands!”</w:t>
-      </w:r>
-      <w:r>
-        <w:rPr>
-          <w:lang w:val="en_US" w:bidi="en_US"/>
-        </w:rPr>
-      </w:r>
-      <w:r>
-        <w:rPr>
-          <w:lang w:val="en_US" w:bidi="en_US"/>
-        </w:rPr>
+        <w:t xml:space="preserve"> Listen carefully! I will send the prophet Elijah to you before the grand and frightening day comes when I, Yahweh, will judge everyone.</w:t>
       </w:r>
     </w:p>
     <w:p>
@@ -390,14 +1385,6 @@
           <w:lang w:val="en_US" w:bidi="en_US"/>
         </w:rPr>
       </w:r>
-    </w:p>
-    <w:p>
-      <w:pPr/>
-      <w:r>
-        <w:rPr>
-          <w:lang w:val="en_US" w:bidi="en_US"/>
-        </w:rPr>
-      </w:r>
       <w:r>
         <w:rPr>
           <w:vertAlign w:val="superscript"/>
@@ -409,1976 +1396,7 @@
         <w:rPr>
           <w:lang w:val="en_US" w:bidi="en_US"/>
         </w:rPr>
-        <w:t xml:space="preserve"> But the Yahweh, commander of the angel armies, says to the people, “Boys honor their fathers, and servants respect their masters. So, if I am like your father and your master, why do you not honor me? Why do you not obey me?” And Yahweh, commander of the angel armies, has something to say to you priests: “You show no respect for me! But you priests ask, ‘How have shown no respect for you?’</w:t>
-      </w:r>
-      <w:r>
-        <w:rPr>
-          <w:lang w:val="en_US" w:bidi="en_US"/>
-        </w:rPr>
-      </w:r>
-      <w:r>
-        <w:rPr>
-          <w:lang w:val="en_US" w:bidi="en_US"/>
-        </w:rPr>
-      </w:r>
-    </w:p>
-    <w:p>
-      <w:pPr/>
-      <w:r>
-        <w:rPr>
-          <w:lang w:val="en_US" w:bidi="en_US"/>
-        </w:rPr>
-      </w:r>
-    </w:p>
-    <w:p>
-      <w:pPr/>
-      <w:r>
-        <w:rPr>
-          <w:lang w:val="en_US" w:bidi="en_US"/>
-        </w:rPr>
-      </w:r>
-      <w:r>
-        <w:rPr>
-          <w:vertAlign w:val="superscript"/>
-          <w:lang w:val="en_US" w:bidi="en_US"/>
-        </w:rPr>
-        <w:t>7</w:t>
-      </w:r>
-      <w:r>
-        <w:rPr>
-          <w:lang w:val="en_US" w:bidi="en_US"/>
-        </w:rPr>
-        <w:t xml:space="preserve"> I answer: Instead of honoring me, you have disgraced me by offering sacrifices on my altar that are unworthy of me, sacrifices that I would never accept. Then you dare to ask, ‘What sacrifices have we given that are unworthy of you?’ I answer: You think that it does not matter if you do not honor my altar.</w:t>
-      </w:r>
-      <w:r>
-        <w:rPr>
-          <w:lang w:val="en_US" w:bidi="en_US"/>
-        </w:rPr>
-      </w:r>
-      <w:r>
-        <w:rPr>
-          <w:lang w:val="en_US" w:bidi="en_US"/>
-        </w:rPr>
-      </w:r>
-    </w:p>
-    <w:p>
-      <w:pPr/>
-      <w:r>
-        <w:rPr>
-          <w:lang w:val="en_US" w:bidi="en_US"/>
-        </w:rPr>
-      </w:r>
-    </w:p>
-    <w:p>
-      <w:pPr/>
-      <w:r>
-        <w:rPr>
-          <w:lang w:val="en_US" w:bidi="en_US"/>
-        </w:rPr>
-      </w:r>
-      <w:r>
-        <w:rPr>
-          <w:vertAlign w:val="superscript"/>
-          <w:lang w:val="en_US" w:bidi="en_US"/>
-        </w:rPr>
-        <w:t>8</w:t>
-      </w:r>
-      <w:r>
-        <w:rPr>
-          <w:lang w:val="en_US" w:bidi="en_US"/>
-        </w:rPr>
-        <w:t xml:space="preserve"> You offer for sacrifices animals that are blind. Is that not wrong? You offer animals that are sick or lame. Do you really think I would accept such gifts? You would not dare to offer such gifts to your own governor! You know that he would not take them. You know that he would be displeased with you and would not welcome you!” That is what Yahweh, commander of the angel armies, says!</w:t>
-      </w:r>
-      <w:r>
-        <w:rPr>
-          <w:lang w:val="en_US" w:bidi="en_US"/>
-        </w:rPr>
-      </w:r>
-      <w:r>
-        <w:rPr>
-          <w:lang w:val="en_US" w:bidi="en_US"/>
-        </w:rPr>
-      </w:r>
-    </w:p>
-    <w:p>
-      <w:pPr/>
-      <w:r>
-        <w:rPr>
-          <w:lang w:val="en_US" w:bidi="en_US"/>
-        </w:rPr>
-      </w:r>
-    </w:p>
-    <w:p>
-      <w:pPr/>
-      <w:r>
-        <w:rPr>
-          <w:lang w:val="en_US" w:bidi="en_US"/>
-        </w:rPr>
-      </w:r>
-      <w:r>
-        <w:rPr>
-          <w:vertAlign w:val="superscript"/>
-          <w:lang w:val="en_US" w:bidi="en_US"/>
-        </w:rPr>
-        <w:t>9</w:t>
-      </w:r>
-      <w:r>
-        <w:rPr>
-          <w:lang w:val="en_US" w:bidi="en_US"/>
-        </w:rPr>
-        <w:t xml:space="preserve"> I, Malachi, see you continually go through the motions of asking God to help us. But Yahweh, commander of the angel armies, says, “If you bring to me sacrifices that are not acceptable to me, why should I help you?”</w:t>
-      </w:r>
-      <w:r>
-        <w:rPr>
-          <w:lang w:val="en_US" w:bidi="en_US"/>
-        </w:rPr>
-      </w:r>
-      <w:r>
-        <w:rPr>
-          <w:lang w:val="en_US" w:bidi="en_US"/>
-        </w:rPr>
-      </w:r>
-    </w:p>
-    <w:p>
-      <w:pPr/>
-      <w:r>
-        <w:rPr>
-          <w:lang w:val="en_US" w:bidi="en_US"/>
-        </w:rPr>
-      </w:r>
-    </w:p>
-    <w:p>
-      <w:pPr/>
-      <w:r>
-        <w:rPr>
-          <w:lang w:val="en_US" w:bidi="en_US"/>
-        </w:rPr>
-      </w:r>
-      <w:r>
-        <w:rPr>
-          <w:vertAlign w:val="superscript"/>
-          <w:lang w:val="en_US" w:bidi="en_US"/>
-        </w:rPr>
-        <w:t>10</w:t>
-      </w:r>
-      <w:r>
-        <w:rPr>
-          <w:lang w:val="en_US" w:bidi="en_US"/>
-        </w:rPr>
-        <w:t xml:space="preserve"> Yahweh also says, “I wish that one of you would shut the gates of the temple courtyard, in order that no one could offer those worthless sacrifices. I am not pleased with you, and I will not accept the offerings that you bring to me.” This is what Yahweh, commander of the angel armies, says.</w:t>
-      </w:r>
-      <w:r>
-        <w:rPr>
-          <w:lang w:val="en_US" w:bidi="en_US"/>
-        </w:rPr>
-      </w:r>
-      <w:r>
-        <w:rPr>
-          <w:lang w:val="en_US" w:bidi="en_US"/>
-        </w:rPr>
-      </w:r>
-    </w:p>
-    <w:p>
-      <w:pPr/>
-      <w:r>
-        <w:rPr>
-          <w:lang w:val="en_US" w:bidi="en_US"/>
-        </w:rPr>
-      </w:r>
-    </w:p>
-    <w:p>
-      <w:pPr/>
-      <w:r>
-        <w:rPr>
-          <w:lang w:val="en_US" w:bidi="en_US"/>
-        </w:rPr>
-      </w:r>
-      <w:r>
-        <w:rPr>
-          <w:vertAlign w:val="superscript"/>
-          <w:lang w:val="en_US" w:bidi="en_US"/>
-        </w:rPr>
-        <w:t>11</w:t>
-      </w:r>
-      <w:r>
-        <w:rPr>
-          <w:lang w:val="en_US" w:bidi="en_US"/>
-        </w:rPr>
-        <w:t xml:space="preserve"> He also says, “People of other nations from east to west will indeed honor me. They will burn incense to honor me, and they will bring right offerings, offerings that I will accept. This will happen because people in all the nations will praise and honor me.</w:t>
-      </w:r>
-      <w:r>
-        <w:rPr>
-          <w:lang w:val="en_US" w:bidi="en_US"/>
-        </w:rPr>
-      </w:r>
-      <w:r>
-        <w:rPr>
-          <w:lang w:val="en_US" w:bidi="en_US"/>
-        </w:rPr>
-      </w:r>
-    </w:p>
-    <w:p>
-      <w:pPr/>
-      <w:r>
-        <w:rPr>
-          <w:lang w:val="en_US" w:bidi="en_US"/>
-        </w:rPr>
-      </w:r>
-    </w:p>
-    <w:p>
-      <w:pPr/>
-      <w:r>
-        <w:rPr>
-          <w:lang w:val="en_US" w:bidi="en_US"/>
-        </w:rPr>
-      </w:r>
-      <w:r>
-        <w:rPr>
-          <w:vertAlign w:val="superscript"/>
-          <w:lang w:val="en_US" w:bidi="en_US"/>
-        </w:rPr>
-        <w:t>12</w:t>
-      </w:r>
-      <w:r>
-        <w:rPr>
-          <w:lang w:val="en_US" w:bidi="en_US"/>
-        </w:rPr>
-        <w:t xml:space="preserve"> But you priests—you priests act in a way that shows me no honor at all. You say, ‘It is all right if people disgrace the altar by bringing sacrifices that he will not accept.’</w:t>
-      </w:r>
-      <w:r>
-        <w:rPr>
-          <w:lang w:val="en_US" w:bidi="en_US"/>
-        </w:rPr>
-      </w:r>
-      <w:r>
-        <w:rPr>
-          <w:lang w:val="en_US" w:bidi="en_US"/>
-        </w:rPr>
-      </w:r>
-    </w:p>
-    <w:p>
-      <w:pPr/>
-      <w:r>
-        <w:rPr>
-          <w:lang w:val="en_US" w:bidi="en_US"/>
-        </w:rPr>
-      </w:r>
-    </w:p>
-    <w:p>
-      <w:pPr/>
-      <w:r>
-        <w:rPr>
-          <w:lang w:val="en_US" w:bidi="en_US"/>
-        </w:rPr>
-      </w:r>
-      <w:r>
-        <w:rPr>
-          <w:vertAlign w:val="superscript"/>
-          <w:lang w:val="en_US" w:bidi="en_US"/>
-        </w:rPr>
-        <w:t>13</w:t>
-      </w:r>
-      <w:r>
-        <w:rPr>
-          <w:lang w:val="en_US" w:bidi="en_US"/>
-        </w:rPr>
-        <w:t xml:space="preserve"> You also say, ‘We are tired of burning all these sacrifices on the altar.’ You turn up your noses at doing this. You bring sheep or goats that wild animals have attacked and torn in two. You also bring animals that are sick or that cannot walk. You cannot really think that I should accept these from you, can you?” This is what Yahweh, commander of the angel armies, says.</w:t>
-      </w:r>
-      <w:r>
-        <w:rPr>
-          <w:lang w:val="en_US" w:bidi="en_US"/>
-        </w:rPr>
-      </w:r>
-      <w:r>
-        <w:rPr>
-          <w:lang w:val="en_US" w:bidi="en_US"/>
-        </w:rPr>
-      </w:r>
-    </w:p>
-    <w:p>
-      <w:pPr/>
-      <w:r>
-        <w:rPr>
-          <w:lang w:val="en_US" w:bidi="en_US"/>
-        </w:rPr>
-      </w:r>
-    </w:p>
-    <w:p>
-      <w:pPr/>
-      <w:r>
-        <w:rPr>
-          <w:lang w:val="en_US" w:bidi="en_US"/>
-        </w:rPr>
-      </w:r>
-      <w:r>
-        <w:rPr>
-          <w:vertAlign w:val="superscript"/>
-          <w:lang w:val="en_US" w:bidi="en_US"/>
-        </w:rPr>
-        <w:t>14</w:t>
-      </w:r>
-      <w:r>
-        <w:rPr>
-          <w:lang w:val="en_US" w:bidi="en_US"/>
-        </w:rPr>
-        <w:t xml:space="preserve"> Yahweh also says, “I will curse anyone who tries to cheat me by swearing that he will bring to me a perfect animal from his herd, and who then brings me one that has defects. If anyone does that, I will punish him, because I am a great king, and people of the other nations honor me, but you do not!” This is what Yahweh, commander of the angel armies, says.</w:t>
-      </w:r>
-      <w:r>
-        <w:rPr>
-          <w:lang w:val="en_US" w:bidi="en_US"/>
-        </w:rPr>
-      </w:r>
-      <w:r>
-        <w:rPr>
-          <w:lang w:val="en_US" w:bidi="en_US"/>
-        </w:rPr>
-      </w:r>
-    </w:p>
-    <w:p>
-      <w:pPr/>
-      <w:r>
-        <w:rPr>
-          <w:lang w:val="en_US" w:bidi="en_US"/>
-        </w:rPr>
-      </w:r>
-    </w:p>
-    <w:p>
-      <w:pPr>
-        <w:pStyle w:val="Heading2"/>
-      </w:pPr>
-      <w:r>
-        <w:rPr>
-          <w:lang w:val="en_US" w:bidi="en_US"/>
-        </w:rPr>
-        <w:t>Malachi 2:1</w:t>
-      </w:r>
-      <w:r>
-        <w:rPr>
-          <w:lang w:val="en_US" w:bidi="en_US"/>
-        </w:rPr>
-      </w:r>
-    </w:p>
-    <w:p>
-      <w:pPr/>
-      <w:r>
-        <w:rPr>
-          <w:lang w:val="en_US" w:bidi="en_US"/>
-        </w:rPr>
-      </w:r>
-      <w:r>
-        <w:rPr>
-          <w:vertAlign w:val="superscript"/>
-          <w:lang w:val="en_US" w:bidi="en_US"/>
-        </w:rPr>
-        <w:t>1</w:t>
-      </w:r>
-      <w:r>
-        <w:rPr>
-          <w:lang w:val="en_US" w:bidi="en_US"/>
-        </w:rPr>
-        <w:t xml:space="preserve"> You priests, I will say something to warn you.</w:t>
-      </w:r>
-      <w:r>
-        <w:rPr>
-          <w:lang w:val="en_US" w:bidi="en_US"/>
-        </w:rPr>
-      </w:r>
-      <w:r>
-        <w:rPr>
-          <w:lang w:val="en_US" w:bidi="en_US"/>
-        </w:rPr>
-      </w:r>
-    </w:p>
-    <w:p>
-      <w:pPr/>
-      <w:r>
-        <w:rPr>
-          <w:lang w:val="en_US" w:bidi="en_US"/>
-        </w:rPr>
-      </w:r>
-    </w:p>
-    <w:p>
-      <w:pPr/>
-      <w:r>
-        <w:rPr>
-          <w:lang w:val="en_US" w:bidi="en_US"/>
-        </w:rPr>
-      </w:r>
-      <w:r>
-        <w:rPr>
-          <w:vertAlign w:val="superscript"/>
-          <w:lang w:val="en_US" w:bidi="en_US"/>
-        </w:rPr>
-        <w:t>2</w:t>
-      </w:r>
-      <w:r>
-        <w:rPr>
-          <w:lang w:val="en_US" w:bidi="en_US"/>
-        </w:rPr>
-        <w:t xml:space="preserve"> Yahweh, commander of the angel armies, says this: “Pay attention to what I am saying, and then decide to honor me. If you do not do that, I will curse you, and I will curse the things that I have done for you to help you. And I have already cursed them, because you have not honored me.</w:t>
-      </w:r>
-      <w:r>
-        <w:rPr>
-          <w:lang w:val="en_US" w:bidi="en_US"/>
-        </w:rPr>
-      </w:r>
-      <w:r>
-        <w:rPr>
-          <w:lang w:val="en_US" w:bidi="en_US"/>
-        </w:rPr>
-      </w:r>
-    </w:p>
-    <w:p>
-      <w:pPr/>
-      <w:r>
-        <w:rPr>
-          <w:lang w:val="en_US" w:bidi="en_US"/>
-        </w:rPr>
-      </w:r>
-    </w:p>
-    <w:p>
-      <w:pPr/>
-      <w:r>
-        <w:rPr>
-          <w:lang w:val="en_US" w:bidi="en_US"/>
-        </w:rPr>
-      </w:r>
-      <w:r>
-        <w:rPr>
-          <w:vertAlign w:val="superscript"/>
-          <w:lang w:val="en_US" w:bidi="en_US"/>
-        </w:rPr>
-        <w:t>3</w:t>
-      </w:r>
-      <w:r>
-        <w:rPr>
-          <w:lang w:val="en_US" w:bidi="en_US"/>
-        </w:rPr>
-        <w:t xml:space="preserve"> I will punish your descendants, and it will be as though I had splattered on your faces the dung from the animals that you have sacrificed, and I will make others come and throw you away with that dung.</w:t>
-      </w:r>
-      <w:r>
-        <w:rPr>
-          <w:lang w:val="en_US" w:bidi="en_US"/>
-        </w:rPr>
-      </w:r>
-      <w:r>
-        <w:rPr>
-          <w:lang w:val="en_US" w:bidi="en_US"/>
-        </w:rPr>
-      </w:r>
-    </w:p>
-    <w:p>
-      <w:pPr/>
-      <w:r>
-        <w:rPr>
-          <w:lang w:val="en_US" w:bidi="en_US"/>
-        </w:rPr>
-      </w:r>
-    </w:p>
-    <w:p>
-      <w:pPr/>
-      <w:r>
-        <w:rPr>
-          <w:lang w:val="en_US" w:bidi="en_US"/>
-        </w:rPr>
-      </w:r>
-      <w:r>
-        <w:rPr>
-          <w:vertAlign w:val="superscript"/>
-          <w:lang w:val="en_US" w:bidi="en_US"/>
-        </w:rPr>
-        <w:t>4</w:t>
-      </w:r>
-      <w:r>
-        <w:rPr>
-          <w:lang w:val="en_US" w:bidi="en_US"/>
-        </w:rPr>
-        <w:t xml:space="preserve"> When that happens, you will know that I warned you like this, in order that you descendants of Levi will obey my covenant with the priests.” This is what Yahweh, commander of the angel armies, is saying to you.</w:t>
-      </w:r>
-      <w:r>
-        <w:rPr>
-          <w:lang w:val="en_US" w:bidi="en_US"/>
-        </w:rPr>
-      </w:r>
-      <w:r>
-        <w:rPr>
-          <w:lang w:val="en_US" w:bidi="en_US"/>
-        </w:rPr>
-      </w:r>
-    </w:p>
-    <w:p>
-      <w:pPr/>
-      <w:r>
-        <w:rPr>
-          <w:lang w:val="en_US" w:bidi="en_US"/>
-        </w:rPr>
-      </w:r>
-    </w:p>
-    <w:p>
-      <w:pPr/>
-      <w:r>
-        <w:rPr>
-          <w:lang w:val="en_US" w:bidi="en_US"/>
-        </w:rPr>
-      </w:r>
-      <w:r>
-        <w:rPr>
-          <w:vertAlign w:val="superscript"/>
-          <w:lang w:val="en_US" w:bidi="en_US"/>
-        </w:rPr>
-        <w:t>5</w:t>
-      </w:r>
-      <w:r>
-        <w:rPr>
-          <w:lang w:val="en_US" w:bidi="en_US"/>
-        </w:rPr>
-        <w:t xml:space="preserve"> He also says, “I made my covenant with your ancestor Levi because I wanted the priests to live prosperously and peacefully. And that is what I enabled them to do. I required that they greatly respect me and honor me, and they did so.</w:t>
-      </w:r>
-      <w:r>
-        <w:rPr>
-          <w:lang w:val="en_US" w:bidi="en_US"/>
-        </w:rPr>
-      </w:r>
-      <w:r>
-        <w:rPr>
-          <w:lang w:val="en_US" w:bidi="en_US"/>
-        </w:rPr>
-      </w:r>
-    </w:p>
-    <w:p>
-      <w:pPr/>
-      <w:r>
-        <w:rPr>
-          <w:lang w:val="en_US" w:bidi="en_US"/>
-        </w:rPr>
-      </w:r>
-    </w:p>
-    <w:p>
-      <w:pPr/>
-      <w:r>
-        <w:rPr>
-          <w:lang w:val="en_US" w:bidi="en_US"/>
-        </w:rPr>
-      </w:r>
-      <w:r>
-        <w:rPr>
-          <w:vertAlign w:val="superscript"/>
-          <w:lang w:val="en_US" w:bidi="en_US"/>
-        </w:rPr>
-        <w:t>6</w:t>
-      </w:r>
-      <w:r>
-        <w:rPr>
-          <w:lang w:val="en_US" w:bidi="en_US"/>
-        </w:rPr>
-        <w:t xml:space="preserve"> They taught the people what was true and right; they did not tell lies. They worked for me peacefully and loyally, and they helped many people to stop sinning.</w:t>
-      </w:r>
-      <w:r>
-        <w:rPr>
-          <w:lang w:val="en_US" w:bidi="en_US"/>
-        </w:rPr>
-      </w:r>
-      <w:r>
-        <w:rPr>
-          <w:lang w:val="en_US" w:bidi="en_US"/>
-        </w:rPr>
-      </w:r>
-    </w:p>
-    <w:p>
-      <w:pPr/>
-      <w:r>
-        <w:rPr>
-          <w:lang w:val="en_US" w:bidi="en_US"/>
-        </w:rPr>
-      </w:r>
-    </w:p>
-    <w:p>
-      <w:pPr/>
-      <w:r>
-        <w:rPr>
-          <w:lang w:val="en_US" w:bidi="en_US"/>
-        </w:rPr>
-      </w:r>
-      <w:r>
-        <w:rPr>
-          <w:vertAlign w:val="superscript"/>
-          <w:lang w:val="en_US" w:bidi="en_US"/>
-        </w:rPr>
-        <w:t>7</w:t>
-      </w:r>
-      <w:r>
-        <w:rPr>
-          <w:lang w:val="en_US" w:bidi="en_US"/>
-        </w:rPr>
-        <w:t xml:space="preserve"> What priests say should enable people to continue to learn the truth from generation to generation. They should be certain that the priests will teach them correction, because they must be true messengers from me, Yahweh, commander of the angel armies.</w:t>
-      </w:r>
-      <w:r>
-        <w:rPr>
-          <w:lang w:val="en_US" w:bidi="en_US"/>
-        </w:rPr>
-      </w:r>
-      <w:r>
-        <w:rPr>
-          <w:lang w:val="en_US" w:bidi="en_US"/>
-        </w:rPr>
-      </w:r>
-    </w:p>
-    <w:p>
-      <w:pPr/>
-      <w:r>
-        <w:rPr>
-          <w:lang w:val="en_US" w:bidi="en_US"/>
-        </w:rPr>
-      </w:r>
-    </w:p>
-    <w:p>
-      <w:pPr/>
-      <w:r>
-        <w:rPr>
-          <w:lang w:val="en_US" w:bidi="en_US"/>
-        </w:rPr>
-      </w:r>
-      <w:r>
-        <w:rPr>
-          <w:vertAlign w:val="superscript"/>
-          <w:lang w:val="en_US" w:bidi="en_US"/>
-        </w:rPr>
-        <w:t>8</w:t>
-      </w:r>
-      <w:r>
-        <w:rPr>
-          <w:lang w:val="en_US" w:bidi="en_US"/>
-        </w:rPr>
-        <w:t xml:space="preserve"> But, you priests do not act in that way any more. Instead, what you have taught people has caused many of them to sin. You have rejected the covenant that I made with the descendants of Levi long ago.</w:t>
-      </w:r>
-      <w:r>
-        <w:rPr>
-          <w:lang w:val="en_US" w:bidi="en_US"/>
-        </w:rPr>
-      </w:r>
-      <w:r>
-        <w:rPr>
-          <w:lang w:val="en_US" w:bidi="en_US"/>
-        </w:rPr>
-      </w:r>
-    </w:p>
-    <w:p>
-      <w:pPr/>
-      <w:r>
-        <w:rPr>
-          <w:lang w:val="en_US" w:bidi="en_US"/>
-        </w:rPr>
-      </w:r>
-    </w:p>
-    <w:p>
-      <w:pPr/>
-      <w:r>
-        <w:rPr>
-          <w:lang w:val="en_US" w:bidi="en_US"/>
-        </w:rPr>
-      </w:r>
-      <w:r>
-        <w:rPr>
-          <w:vertAlign w:val="superscript"/>
-          <w:lang w:val="en_US" w:bidi="en_US"/>
-        </w:rPr>
-        <w:t>9</w:t>
-      </w:r>
-      <w:r>
-        <w:rPr>
-          <w:lang w:val="en_US" w:bidi="en_US"/>
-        </w:rPr>
-        <w:t xml:space="preserve"> Therefore I have caused all the people to despise you, and I have caused them to shame you, for you have not obeyed me. Instead, you teach people different things, depending on how important they are.”</w:t>
-      </w:r>
-      <w:r>
-        <w:rPr>
-          <w:lang w:val="en_US" w:bidi="en_US"/>
-        </w:rPr>
-      </w:r>
-      <w:r>
-        <w:rPr>
-          <w:lang w:val="en_US" w:bidi="en_US"/>
-        </w:rPr>
-      </w:r>
-    </w:p>
-    <w:p>
-      <w:pPr/>
-      <w:r>
-        <w:rPr>
-          <w:lang w:val="en_US" w:bidi="en_US"/>
-        </w:rPr>
-      </w:r>
-    </w:p>
-    <w:p>
-      <w:pPr/>
-      <w:r>
-        <w:rPr>
-          <w:lang w:val="en_US" w:bidi="en_US"/>
-        </w:rPr>
-      </w:r>
-      <w:r>
-        <w:rPr>
-          <w:vertAlign w:val="superscript"/>
-          <w:lang w:val="en_US" w:bidi="en_US"/>
-        </w:rPr>
-        <w:t>10</w:t>
-      </w:r>
-      <w:r>
-        <w:rPr>
-          <w:lang w:val="en_US" w:bidi="en_US"/>
-        </w:rPr>
-        <w:t xml:space="preserve"> Now I, Malachi, will warn you about something else. It is certain that we Israelites are a people group only because God has created us as a people group. But we lie to each other and harm each other; in this way we disgrace the covenant that Yahweh made with our ancestors.</w:t>
-      </w:r>
-      <w:r>
-        <w:rPr>
-          <w:lang w:val="en_US" w:bidi="en_US"/>
-        </w:rPr>
-      </w:r>
-      <w:r>
-        <w:rPr>
-          <w:lang w:val="en_US" w:bidi="en_US"/>
-        </w:rPr>
-      </w:r>
-    </w:p>
-    <w:p>
-      <w:pPr/>
-      <w:r>
-        <w:rPr>
-          <w:lang w:val="en_US" w:bidi="en_US"/>
-        </w:rPr>
-      </w:r>
-    </w:p>
-    <w:p>
-      <w:pPr/>
-      <w:r>
-        <w:rPr>
-          <w:lang w:val="en_US" w:bidi="en_US"/>
-        </w:rPr>
-      </w:r>
-      <w:r>
-        <w:rPr>
-          <w:vertAlign w:val="superscript"/>
-          <w:lang w:val="en_US" w:bidi="en_US"/>
-        </w:rPr>
-        <w:t>11</w:t>
-      </w:r>
-      <w:r>
-        <w:rPr>
-          <w:lang w:val="en_US" w:bidi="en_US"/>
-        </w:rPr>
-        <w:t xml:space="preserve"> You people of Judah have been unfaithful toward Yahweh. You have done disgusting things in Jerusalem and elsewhere in Israel. You Israelite men have defiled the temple that Yahweh loves. You have done that by marrying foreign women, women who worship idols.</w:t>
-      </w:r>
-      <w:r>
-        <w:rPr>
-          <w:lang w:val="en_US" w:bidi="en_US"/>
-        </w:rPr>
-      </w:r>
-      <w:r>
-        <w:rPr>
-          <w:lang w:val="en_US" w:bidi="en_US"/>
-        </w:rPr>
-      </w:r>
-    </w:p>
-    <w:p>
-      <w:pPr/>
-      <w:r>
-        <w:rPr>
-          <w:lang w:val="en_US" w:bidi="en_US"/>
-        </w:rPr>
-      </w:r>
-    </w:p>
-    <w:p>
-      <w:pPr/>
-      <w:r>
-        <w:rPr>
-          <w:lang w:val="en_US" w:bidi="en_US"/>
-        </w:rPr>
-      </w:r>
-      <w:r>
-        <w:rPr>
-          <w:vertAlign w:val="superscript"/>
-          <w:lang w:val="en_US" w:bidi="en_US"/>
-        </w:rPr>
-        <w:t>12</w:t>
-      </w:r>
-      <w:r>
-        <w:rPr>
-          <w:lang w:val="en_US" w:bidi="en_US"/>
-        </w:rPr>
-        <w:t xml:space="preserve"> I wish that Yahweh would drive away from Israel absolutely every man who has done that, along with his descendants—even if they bring offerings to Yahweh, commander of the angel armies.</w:t>
-      </w:r>
-      <w:r>
-        <w:rPr>
-          <w:lang w:val="en_US" w:bidi="en_US"/>
-        </w:rPr>
-      </w:r>
-      <w:r>
-        <w:rPr>
-          <w:lang w:val="en_US" w:bidi="en_US"/>
-        </w:rPr>
-      </w:r>
-    </w:p>
-    <w:p>
-      <w:pPr/>
-      <w:r>
-        <w:rPr>
-          <w:lang w:val="en_US" w:bidi="en_US"/>
-        </w:rPr>
-      </w:r>
-    </w:p>
-    <w:p>
-      <w:pPr/>
-      <w:r>
-        <w:rPr>
-          <w:lang w:val="en_US" w:bidi="en_US"/>
-        </w:rPr>
-      </w:r>
-      <w:r>
-        <w:rPr>
-          <w:vertAlign w:val="superscript"/>
-          <w:lang w:val="en_US" w:bidi="en_US"/>
-        </w:rPr>
-        <w:t>13</w:t>
-      </w:r>
-      <w:r>
-        <w:rPr>
-          <w:lang w:val="en_US" w:bidi="en_US"/>
-        </w:rPr>
-        <w:t xml:space="preserve"> This is another thing that you do: You come and weep in front of Yahweh’s altar, covering it with your tears. You wail because he no longer pays attention to your offerings.</w:t>
-      </w:r>
-      <w:r>
-        <w:rPr>
-          <w:lang w:val="en_US" w:bidi="en_US"/>
-        </w:rPr>
-      </w:r>
-      <w:r>
-        <w:rPr>
-          <w:lang w:val="en_US" w:bidi="en_US"/>
-        </w:rPr>
-      </w:r>
-    </w:p>
-    <w:p>
-      <w:pPr/>
-      <w:r>
-        <w:rPr>
-          <w:lang w:val="en_US" w:bidi="en_US"/>
-        </w:rPr>
-      </w:r>
-    </w:p>
-    <w:p>
-      <w:pPr/>
-      <w:r>
-        <w:rPr>
-          <w:lang w:val="en_US" w:bidi="en_US"/>
-        </w:rPr>
-      </w:r>
-      <w:r>
-        <w:rPr>
-          <w:vertAlign w:val="superscript"/>
-          <w:lang w:val="en_US" w:bidi="en_US"/>
-        </w:rPr>
-        <w:t>14</w:t>
-      </w:r>
-      <w:r>
-        <w:rPr>
-          <w:lang w:val="en_US" w:bidi="en_US"/>
-        </w:rPr>
-        <w:t xml:space="preserve"> You cry out, saying “Why does Yahweh not like our offerings?” The answer is that Yahweh heard that each of you men solemnly promised to be faithful to your wives when you were young. But you men have not done what you promised; you have sent them away, the ones with whom you made that covenant, so you could marry foreign women.</w:t>
-      </w:r>
-      <w:r>
-        <w:rPr>
-          <w:lang w:val="en_US" w:bidi="en_US"/>
-        </w:rPr>
-      </w:r>
-      <w:r>
-        <w:rPr>
-          <w:lang w:val="en_US" w:bidi="en_US"/>
-        </w:rPr>
-      </w:r>
-    </w:p>
-    <w:p>
-      <w:pPr/>
-      <w:r>
-        <w:rPr>
-          <w:lang w:val="en_US" w:bidi="en_US"/>
-        </w:rPr>
-      </w:r>
-    </w:p>
-    <w:p>
-      <w:pPr/>
-      <w:r>
-        <w:rPr>
-          <w:lang w:val="en_US" w:bidi="en_US"/>
-        </w:rPr>
-      </w:r>
-      <w:r>
-        <w:rPr>
-          <w:vertAlign w:val="superscript"/>
-          <w:lang w:val="en_US" w:bidi="en_US"/>
-        </w:rPr>
-        <w:t>15</w:t>
-      </w:r>
-      <w:r>
-        <w:rPr>
-          <w:lang w:val="en_US" w:bidi="en_US"/>
-        </w:rPr>
-        <w:t xml:space="preserve"> Indeed, Yahweh made you one with your wife, and he gave you some of his spirit. He did this because he wanted you to have children who would honor him. So you must be careful not to let other women attract you. Let none of you be faithless to the woman whom you married when you were young.</w:t>
-      </w:r>
-      <w:r>
-        <w:rPr>
-          <w:lang w:val="en_US" w:bidi="en_US"/>
-        </w:rPr>
-      </w:r>
-      <w:r>
-        <w:rPr>
-          <w:lang w:val="en_US" w:bidi="en_US"/>
-        </w:rPr>
-      </w:r>
-    </w:p>
-    <w:p>
-      <w:pPr/>
-      <w:r>
-        <w:rPr>
-          <w:lang w:val="en_US" w:bidi="en_US"/>
-        </w:rPr>
-      </w:r>
-    </w:p>
-    <w:p>
-      <w:pPr/>
-      <w:r>
-        <w:rPr>
-          <w:lang w:val="en_US" w:bidi="en_US"/>
-        </w:rPr>
-      </w:r>
-      <w:r>
-        <w:rPr>
-          <w:vertAlign w:val="superscript"/>
-          <w:lang w:val="en_US" w:bidi="en_US"/>
-        </w:rPr>
-        <w:t>16</w:t>
-      </w:r>
-      <w:r>
-        <w:rPr>
-          <w:lang w:val="en_US" w:bidi="en_US"/>
-        </w:rPr>
-        <w:t xml:space="preserve"> Yahweh, the God to whom we Israelites belong, says, “I hate divorce!” So if you men divorce your wives, you are overwhelming them by acting cruelly toward them. So be sure that you are not disloyal to your wives. That is what Yahweh, commander of the angel armies, says.</w:t>
-      </w:r>
-      <w:r>
-        <w:rPr>
-          <w:lang w:val="en_US" w:bidi="en_US"/>
-        </w:rPr>
-      </w:r>
-      <w:r>
-        <w:rPr>
-          <w:lang w:val="en_US" w:bidi="en_US"/>
-        </w:rPr>
-      </w:r>
-    </w:p>
-    <w:p>
-      <w:pPr/>
-      <w:r>
-        <w:rPr>
-          <w:lang w:val="en_US" w:bidi="en_US"/>
-        </w:rPr>
-      </w:r>
-    </w:p>
-    <w:p>
-      <w:pPr/>
-      <w:r>
-        <w:rPr>
-          <w:lang w:val="en_US" w:bidi="en_US"/>
-        </w:rPr>
-      </w:r>
-      <w:r>
-        <w:rPr>
-          <w:vertAlign w:val="superscript"/>
-          <w:lang w:val="en_US" w:bidi="en_US"/>
-        </w:rPr>
-        <w:t>17</w:t>
-      </w:r>
-      <w:r>
-        <w:rPr>
-          <w:lang w:val="en_US" w:bidi="en_US"/>
-        </w:rPr>
-        <w:t xml:space="preserve"> You have made Yahweh lose his paitence with you by saying all those disgusting things. But you dare to ask, “How have we made him impatient?” The answer is that you have said that Yahweh is pleased with all those who do what is evil, that he actually views them as good. And you have also made him impatient by always saying, “Why does God not act justly toward us?”</w:t>
-      </w:r>
-      <w:r>
-        <w:rPr>
-          <w:lang w:val="en_US" w:bidi="en_US"/>
-        </w:rPr>
-      </w:r>
-      <w:r>
-        <w:rPr>
-          <w:lang w:val="en_US" w:bidi="en_US"/>
-        </w:rPr>
-      </w:r>
-    </w:p>
-    <w:p>
-      <w:pPr/>
-      <w:r>
-        <w:rPr>
-          <w:lang w:val="en_US" w:bidi="en_US"/>
-        </w:rPr>
-      </w:r>
-    </w:p>
-    <w:p>
-      <w:pPr>
-        <w:pStyle w:val="Heading2"/>
-      </w:pPr>
-      <w:r>
-        <w:rPr>
-          <w:lang w:val="en_US" w:bidi="en_US"/>
-        </w:rPr>
-        <w:t>Malachi 3:1</w:t>
-      </w:r>
-      <w:r>
-        <w:rPr>
-          <w:lang w:val="en_US" w:bidi="en_US"/>
-        </w:rPr>
-      </w:r>
-    </w:p>
-    <w:p>
-      <w:pPr/>
-      <w:r>
-        <w:rPr>
-          <w:lang w:val="en_US" w:bidi="en_US"/>
-        </w:rPr>
-      </w:r>
-      <w:r>
-        <w:rPr>
-          <w:vertAlign w:val="superscript"/>
-          <w:lang w:val="en_US" w:bidi="en_US"/>
-        </w:rPr>
-        <w:t>1</w:t>
-      </w:r>
-      <w:r>
-        <w:rPr>
-          <w:lang w:val="en_US" w:bidi="en_US"/>
-        </w:rPr>
-        <w:t xml:space="preserve"> Yahweh, commander of the angel armies, says this: “Look, I will soon send a messenger to you, who will get you ready to welcome me. I, the Lord, whom you say you desire to come, will appear suddenly in my temple. A messenger will come, whom Yahweh had promised in the covenant that you say you take pleasure in. I myself am coming.” This is what Yahweh, commander of the angel armies, says.</w:t>
-      </w:r>
-      <w:r>
-        <w:rPr>
-          <w:lang w:val="en_US" w:bidi="en_US"/>
-        </w:rPr>
-      </w:r>
-      <w:r>
-        <w:rPr>
-          <w:lang w:val="en_US" w:bidi="en_US"/>
-        </w:rPr>
-      </w:r>
-    </w:p>
-    <w:p>
-      <w:pPr/>
-      <w:r>
-        <w:rPr>
-          <w:lang w:val="en_US" w:bidi="en_US"/>
-        </w:rPr>
-      </w:r>
-    </w:p>
-    <w:p>
-      <w:pPr/>
-      <w:r>
-        <w:rPr>
-          <w:lang w:val="en_US" w:bidi="en_US"/>
-        </w:rPr>
-      </w:r>
-      <w:r>
-        <w:rPr>
-          <w:vertAlign w:val="superscript"/>
-          <w:lang w:val="en_US" w:bidi="en_US"/>
-        </w:rPr>
-        <w:t>2</w:t>
-      </w:r>
-      <w:r>
-        <w:rPr>
-          <w:lang w:val="en_US" w:bidi="en_US"/>
-        </w:rPr>
-        <w:t xml:space="preserve"> And none of you will be able to stop Yahweh from judging you. For he will declare no one innocent when he comes. He will act like a fire that burns hot enough to refine precious metals. He will act as the strong soap that laundrymen use to clean clothing.</w:t>
-      </w:r>
-      <w:r>
-        <w:rPr>
-          <w:lang w:val="en_US" w:bidi="en_US"/>
-        </w:rPr>
-      </w:r>
-      <w:r>
-        <w:rPr>
-          <w:lang w:val="en_US" w:bidi="en_US"/>
-        </w:rPr>
-      </w:r>
-    </w:p>
-    <w:p>
-      <w:pPr/>
-      <w:r>
-        <w:rPr>
-          <w:lang w:val="en_US" w:bidi="en_US"/>
-        </w:rPr>
-      </w:r>
-    </w:p>
-    <w:p>
-      <w:pPr/>
-      <w:r>
-        <w:rPr>
-          <w:lang w:val="en_US" w:bidi="en_US"/>
-        </w:rPr>
-      </w:r>
-      <w:r>
-        <w:rPr>
-          <w:vertAlign w:val="superscript"/>
-          <w:lang w:val="en_US" w:bidi="en_US"/>
-        </w:rPr>
-        <w:t>3</w:t>
-      </w:r>
-      <w:r>
-        <w:rPr>
-          <w:lang w:val="en_US" w:bidi="en_US"/>
-        </w:rPr>
-        <w:t xml:space="preserve"> Yahweh will judge you; he will be like a silversmith who sits down and makes his silver pure, free from all impurities. Yahweh will forgive you and make all of you priests and Levite temple workers not want to sin any longer. He will make you like pure gold or silver. Then he will accept your offerings that you bring to him, because you will be righteous.”</w:t>
-      </w:r>
-      <w:r>
-        <w:rPr>
-          <w:lang w:val="en_US" w:bidi="en_US"/>
-        </w:rPr>
-      </w:r>
-      <w:r>
-        <w:rPr>
-          <w:lang w:val="en_US" w:bidi="en_US"/>
-        </w:rPr>
-      </w:r>
-    </w:p>
-    <w:p>
-      <w:pPr/>
-      <w:r>
-        <w:rPr>
-          <w:lang w:val="en_US" w:bidi="en_US"/>
-        </w:rPr>
-      </w:r>
-    </w:p>
-    <w:p>
-      <w:pPr/>
-      <w:r>
-        <w:rPr>
-          <w:lang w:val="en_US" w:bidi="en_US"/>
-        </w:rPr>
-      </w:r>
-      <w:r>
-        <w:rPr>
-          <w:vertAlign w:val="superscript"/>
-          <w:lang w:val="en_US" w:bidi="en_US"/>
-        </w:rPr>
-        <w:t>4</w:t>
-      </w:r>
-      <w:r>
-        <w:rPr>
-          <w:lang w:val="en_US" w:bidi="en_US"/>
-        </w:rPr>
-        <w:t xml:space="preserve"> When that happens, Yahweh will again accept the offerings that the people of Jerusalem and Judah bring to him, as he did previously.</w:t>
-      </w:r>
-      <w:r>
-        <w:rPr>
-          <w:lang w:val="en_US" w:bidi="en_US"/>
-        </w:rPr>
-      </w:r>
-      <w:r>
-        <w:rPr>
-          <w:lang w:val="en_US" w:bidi="en_US"/>
-        </w:rPr>
-      </w:r>
-    </w:p>
-    <w:p>
-      <w:pPr/>
-      <w:r>
-        <w:rPr>
-          <w:lang w:val="en_US" w:bidi="en_US"/>
-        </w:rPr>
-      </w:r>
-    </w:p>
-    <w:p>
-      <w:pPr/>
-      <w:r>
-        <w:rPr>
-          <w:lang w:val="en_US" w:bidi="en_US"/>
-        </w:rPr>
-      </w:r>
-      <w:r>
-        <w:rPr>
-          <w:vertAlign w:val="superscript"/>
-          <w:lang w:val="en_US" w:bidi="en_US"/>
-        </w:rPr>
-        <w:t>5</w:t>
-      </w:r>
-      <w:r>
-        <w:rPr>
-          <w:lang w:val="en_US" w:bidi="en_US"/>
-        </w:rPr>
-        <w:t xml:space="preserve"> This is what Yahweh, commander of the angel armies, says: “At that time, I will come to you to judge you. I will quickly testify against all those who practice sorcery, against those who mistreat helpless widows and orphans, against those who do not treat the foreigners among you justly, and against those who refuse to honor me.”</w:t>
-      </w:r>
-      <w:r>
-        <w:rPr>
-          <w:lang w:val="en_US" w:bidi="en_US"/>
-        </w:rPr>
-      </w:r>
-      <w:r>
-        <w:rPr>
-          <w:lang w:val="en_US" w:bidi="en_US"/>
-        </w:rPr>
-      </w:r>
-    </w:p>
-    <w:p>
-      <w:pPr/>
-      <w:r>
-        <w:rPr>
-          <w:lang w:val="en_US" w:bidi="en_US"/>
-        </w:rPr>
-      </w:r>
-    </w:p>
-    <w:p>
-      <w:pPr/>
-      <w:r>
-        <w:rPr>
-          <w:lang w:val="en_US" w:bidi="en_US"/>
-        </w:rPr>
-      </w:r>
-      <w:r>
-        <w:rPr>
-          <w:vertAlign w:val="superscript"/>
-          <w:lang w:val="en_US" w:bidi="en_US"/>
-        </w:rPr>
-        <w:t>6</w:t>
-      </w:r>
-      <w:r>
-        <w:rPr>
-          <w:lang w:val="en_US" w:bidi="en_US"/>
-        </w:rPr>
-        <w:t xml:space="preserve"> I am Yahweh, and I never change. That is why I have not yet gotten rid of you, although you deceive people like your ancestor Jacob did.</w:t>
-      </w:r>
-      <w:r>
-        <w:rPr>
-          <w:lang w:val="en_US" w:bidi="en_US"/>
-        </w:rPr>
-      </w:r>
-      <w:r>
-        <w:rPr>
-          <w:lang w:val="en_US" w:bidi="en_US"/>
-        </w:rPr>
-      </w:r>
-    </w:p>
-    <w:p>
-      <w:pPr/>
-      <w:r>
-        <w:rPr>
-          <w:lang w:val="en_US" w:bidi="en_US"/>
-        </w:rPr>
-      </w:r>
-    </w:p>
-    <w:p>
-      <w:pPr/>
-      <w:r>
-        <w:rPr>
-          <w:lang w:val="en_US" w:bidi="en_US"/>
-        </w:rPr>
-      </w:r>
-      <w:r>
-        <w:rPr>
-          <w:vertAlign w:val="superscript"/>
-          <w:lang w:val="en_US" w:bidi="en_US"/>
-        </w:rPr>
-        <w:t>7</w:t>
-      </w:r>
-      <w:r>
-        <w:rPr>
-          <w:lang w:val="en_US" w:bidi="en_US"/>
-        </w:rPr>
-        <w:t xml:space="preserve"> Ever since the time when your ancestors were alive, you have ignored my commands and refused to obey them. Now return to me; if you do so, I will return to you. That is what I, Yahweh, commander of the angel armies, say. But you ask, ‘We have never gone away from you, so how can we return to you?’</w:t>
-      </w:r>
-      <w:r>
-        <w:rPr>
-          <w:lang w:val="en_US" w:bidi="en_US"/>
-        </w:rPr>
-      </w:r>
-      <w:r>
-        <w:rPr>
-          <w:lang w:val="en_US" w:bidi="en_US"/>
-        </w:rPr>
-      </w:r>
-    </w:p>
-    <w:p>
-      <w:pPr/>
-      <w:r>
-        <w:rPr>
-          <w:lang w:val="en_US" w:bidi="en_US"/>
-        </w:rPr>
-      </w:r>
-    </w:p>
-    <w:p>
-      <w:pPr/>
-      <w:r>
-        <w:rPr>
-          <w:lang w:val="en_US" w:bidi="en_US"/>
-        </w:rPr>
-      </w:r>
-      <w:r>
-        <w:rPr>
-          <w:vertAlign w:val="superscript"/>
-          <w:lang w:val="en_US" w:bidi="en_US"/>
-        </w:rPr>
-        <w:t>8</w:t>
-      </w:r>
-      <w:r>
-        <w:rPr>
-          <w:lang w:val="en_US" w:bidi="en_US"/>
-        </w:rPr>
-        <w:t xml:space="preserve"> I reply: People should certainly not cheat God; but you people have cheated me! You ask, ‘In what way did we cheat you?’ I reply: You have cheated me by not bringing to me each year the tithes and other offerings that I have required you to give me.</w:t>
-      </w:r>
-      <w:r>
-        <w:rPr>
-          <w:lang w:val="en_US" w:bidi="en_US"/>
-        </w:rPr>
-      </w:r>
-      <w:r>
-        <w:rPr>
-          <w:lang w:val="en_US" w:bidi="en_US"/>
-        </w:rPr>
-      </w:r>
-    </w:p>
-    <w:p>
-      <w:pPr/>
-      <w:r>
-        <w:rPr>
-          <w:lang w:val="en_US" w:bidi="en_US"/>
-        </w:rPr>
-      </w:r>
-    </w:p>
-    <w:p>
-      <w:pPr/>
-      <w:r>
-        <w:rPr>
-          <w:lang w:val="en_US" w:bidi="en_US"/>
-        </w:rPr>
-      </w:r>
-      <w:r>
-        <w:rPr>
-          <w:vertAlign w:val="superscript"/>
-          <w:lang w:val="en_US" w:bidi="en_US"/>
-        </w:rPr>
-        <w:t>9</w:t>
-      </w:r>
-      <w:r>
-        <w:rPr>
-          <w:lang w:val="en_US" w:bidi="en_US"/>
-        </w:rPr>
-        <w:t xml:space="preserve"> I have cursed everything that you do, because all you people in this country have been cheating me.</w:t>
-      </w:r>
-      <w:r>
-        <w:rPr>
-          <w:lang w:val="en_US" w:bidi="en_US"/>
-        </w:rPr>
-      </w:r>
-      <w:r>
-        <w:rPr>
-          <w:lang w:val="en_US" w:bidi="en_US"/>
-        </w:rPr>
-      </w:r>
-    </w:p>
-    <w:p>
-      <w:pPr/>
-      <w:r>
-        <w:rPr>
-          <w:lang w:val="en_US" w:bidi="en_US"/>
-        </w:rPr>
-      </w:r>
-    </w:p>
-    <w:p>
-      <w:pPr/>
-      <w:r>
-        <w:rPr>
-          <w:lang w:val="en_US" w:bidi="en_US"/>
-        </w:rPr>
-      </w:r>
-      <w:r>
-        <w:rPr>
-          <w:vertAlign w:val="superscript"/>
-          <w:lang w:val="en_US" w:bidi="en_US"/>
-        </w:rPr>
-        <w:t>10</w:t>
-      </w:r>
-      <w:r>
-        <w:rPr>
-          <w:lang w:val="en_US" w:bidi="en_US"/>
-        </w:rPr>
-        <w:t xml:space="preserve"> Now bring all the tithes to the storerooms of the temple, in order that there may be enough food for the people who serve me there. If you do that, I, Yahweh, commander of the angel armies, promise that I will open the windows of heaven and pour out from them blessings on you. If you bring your tithes to the temple, the blessings will be very great, with the result that you will not have enough space to store all of them. So test me to see if I am telling the truth.</w:t>
-      </w:r>
-      <w:r>
-        <w:rPr>
-          <w:lang w:val="en_US" w:bidi="en_US"/>
-        </w:rPr>
-      </w:r>
-      <w:r>
-        <w:rPr>
-          <w:lang w:val="en_US" w:bidi="en_US"/>
-        </w:rPr>
-      </w:r>
-    </w:p>
-    <w:p>
-      <w:pPr/>
-      <w:r>
-        <w:rPr>
-          <w:lang w:val="en_US" w:bidi="en_US"/>
-        </w:rPr>
-      </w:r>
-    </w:p>
-    <w:p>
-      <w:pPr/>
-      <w:r>
-        <w:rPr>
-          <w:lang w:val="en_US" w:bidi="en_US"/>
-        </w:rPr>
-      </w:r>
-      <w:r>
-        <w:rPr>
-          <w:vertAlign w:val="superscript"/>
-          <w:lang w:val="en_US" w:bidi="en_US"/>
-        </w:rPr>
-        <w:t>11</w:t>
-      </w:r>
-      <w:r>
-        <w:rPr>
-          <w:lang w:val="en_US" w:bidi="en_US"/>
-        </w:rPr>
-        <w:t xml:space="preserve"> You will have abundant crops to harvest, because I will protect them in order that locusts do not harm them. Your grapes will not fall from the vines before they are ripe.</w:t>
-      </w:r>
-      <w:r>
-        <w:rPr>
-          <w:lang w:val="en_US" w:bidi="en_US"/>
-        </w:rPr>
-      </w:r>
-      <w:r>
-        <w:rPr>
-          <w:lang w:val="en_US" w:bidi="en_US"/>
-        </w:rPr>
-      </w:r>
-    </w:p>
-    <w:p>
-      <w:pPr/>
-      <w:r>
-        <w:rPr>
-          <w:lang w:val="en_US" w:bidi="en_US"/>
-        </w:rPr>
-      </w:r>
-    </w:p>
-    <w:p>
-      <w:pPr/>
-      <w:r>
-        <w:rPr>
-          <w:lang w:val="en_US" w:bidi="en_US"/>
-        </w:rPr>
-      </w:r>
-      <w:r>
-        <w:rPr>
-          <w:vertAlign w:val="superscript"/>
-          <w:lang w:val="en_US" w:bidi="en_US"/>
-        </w:rPr>
-        <w:t>12</w:t>
-      </w:r>
-      <w:r>
-        <w:rPr>
-          <w:lang w:val="en_US" w:bidi="en_US"/>
-        </w:rPr>
-        <w:t xml:space="preserve"> When that happens, the people of all nations will say that I have truly helped you, because your country will be delightful. That is what I, Yahweh, commander of the angel armies, say.”</w:t>
-      </w:r>
-      <w:r>
-        <w:rPr>
-          <w:lang w:val="en_US" w:bidi="en_US"/>
-        </w:rPr>
-      </w:r>
-      <w:r>
-        <w:rPr>
-          <w:lang w:val="en_US" w:bidi="en_US"/>
-        </w:rPr>
-      </w:r>
-    </w:p>
-    <w:p>
-      <w:pPr/>
-      <w:r>
-        <w:rPr>
-          <w:lang w:val="en_US" w:bidi="en_US"/>
-        </w:rPr>
-      </w:r>
-    </w:p>
-    <w:p>
-      <w:pPr/>
-      <w:r>
-        <w:rPr>
-          <w:lang w:val="en_US" w:bidi="en_US"/>
-        </w:rPr>
-      </w:r>
-      <w:r>
-        <w:rPr>
-          <w:vertAlign w:val="superscript"/>
-          <w:lang w:val="en_US" w:bidi="en_US"/>
-        </w:rPr>
-        <w:t>13</w:t>
-      </w:r>
-      <w:r>
-        <w:rPr>
-          <w:lang w:val="en_US" w:bidi="en_US"/>
-        </w:rPr>
-        <w:t xml:space="preserve"> “I, Yahweh, have something else to say to you. You have said terrible things about me. But you reply, ‘What terrible things have we said about you?’</w:t>
-      </w:r>
-      <w:r>
-        <w:rPr>
-          <w:lang w:val="en_US" w:bidi="en_US"/>
-        </w:rPr>
-      </w:r>
-      <w:r>
-        <w:rPr>
-          <w:lang w:val="en_US" w:bidi="en_US"/>
-        </w:rPr>
-      </w:r>
-    </w:p>
-    <w:p>
-      <w:pPr/>
-      <w:r>
-        <w:rPr>
-          <w:lang w:val="en_US" w:bidi="en_US"/>
-        </w:rPr>
-      </w:r>
-    </w:p>
-    <w:p>
-      <w:pPr/>
-      <w:r>
-        <w:rPr>
-          <w:lang w:val="en_US" w:bidi="en_US"/>
-        </w:rPr>
-      </w:r>
-      <w:r>
-        <w:rPr>
-          <w:vertAlign w:val="superscript"/>
-          <w:lang w:val="en_US" w:bidi="en_US"/>
-        </w:rPr>
-        <w:t>14</w:t>
-      </w:r>
-      <w:r>
-        <w:rPr>
-          <w:lang w:val="en_US" w:bidi="en_US"/>
-        </w:rPr>
-        <w:t xml:space="preserve"> I reply: You have said that it is useless for you to worship me. You say that you have gained nothing by obeying my commands. You say that you have gained nothing by being sorry for your sins.</w:t>
-      </w:r>
-      <w:r>
-        <w:rPr>
-          <w:lang w:val="en_US" w:bidi="en_US"/>
-        </w:rPr>
-      </w:r>
-      <w:r>
-        <w:rPr>
-          <w:lang w:val="en_US" w:bidi="en_US"/>
-        </w:rPr>
-      </w:r>
-    </w:p>
-    <w:p>
-      <w:pPr/>
-      <w:r>
-        <w:rPr>
-          <w:lang w:val="en_US" w:bidi="en_US"/>
-        </w:rPr>
-      </w:r>
-    </w:p>
-    <w:p>
-      <w:pPr/>
-      <w:r>
-        <w:rPr>
-          <w:lang w:val="en_US" w:bidi="en_US"/>
-        </w:rPr>
-      </w:r>
-      <w:r>
-        <w:rPr>
-          <w:vertAlign w:val="superscript"/>
-          <w:lang w:val="en_US" w:bidi="en_US"/>
-        </w:rPr>
-        <w:t>15</w:t>
-      </w:r>
-      <w:r>
-        <w:rPr>
-          <w:lang w:val="en_US" w:bidi="en_US"/>
-        </w:rPr>
-        <w:t xml:space="preserve"> You have also decided that from now on, you will say that I like to help arrogant people. You think that it is those who do evil who become rich. You say they dare me to punish them because they think I never will.”</w:t>
-      </w:r>
-      <w:r>
-        <w:rPr>
-          <w:lang w:val="en_US" w:bidi="en_US"/>
-        </w:rPr>
-      </w:r>
-      <w:r>
-        <w:rPr>
-          <w:lang w:val="en_US" w:bidi="en_US"/>
-        </w:rPr>
-      </w:r>
-    </w:p>
-    <w:p>
-      <w:pPr/>
-      <w:r>
-        <w:rPr>
-          <w:lang w:val="en_US" w:bidi="en_US"/>
-        </w:rPr>
-      </w:r>
-    </w:p>
-    <w:p>
-      <w:pPr/>
-      <w:r>
-        <w:rPr>
-          <w:lang w:val="en_US" w:bidi="en_US"/>
-        </w:rPr>
-      </w:r>
-      <w:r>
-        <w:rPr>
-          <w:vertAlign w:val="superscript"/>
-          <w:lang w:val="en_US" w:bidi="en_US"/>
-        </w:rPr>
-        <w:t>16</w:t>
-      </w:r>
-      <w:r>
-        <w:rPr>
-          <w:lang w:val="en_US" w:bidi="en_US"/>
-        </w:rPr>
-        <w:t xml:space="preserve"> After the people heard these messages that I brought them from Yahweh, the people who honored Yahweh discussed these things with each other. And Yahweh listened to their conversations. While he was watching, they wrote on a scroll the things that would remind them about what they promised, and they wrote on that scroll the names of those who honored Yahweh.</w:t>
-      </w:r>
-      <w:r>
-        <w:rPr>
-          <w:lang w:val="en_US" w:bidi="en_US"/>
-        </w:rPr>
-      </w:r>
-      <w:r>
-        <w:rPr>
-          <w:lang w:val="en_US" w:bidi="en_US"/>
-        </w:rPr>
-      </w:r>
-    </w:p>
-    <w:p>
-      <w:pPr/>
-      <w:r>
-        <w:rPr>
-          <w:lang w:val="en_US" w:bidi="en_US"/>
-        </w:rPr>
-      </w:r>
-    </w:p>
-    <w:p>
-      <w:pPr/>
-      <w:r>
-        <w:rPr>
-          <w:lang w:val="en_US" w:bidi="en_US"/>
-        </w:rPr>
-      </w:r>
-      <w:r>
-        <w:rPr>
-          <w:vertAlign w:val="superscript"/>
-          <w:lang w:val="en_US" w:bidi="en_US"/>
-        </w:rPr>
-        <w:t>17</w:t>
-      </w:r>
-      <w:r>
-        <w:rPr>
-          <w:lang w:val="en_US" w:bidi="en_US"/>
-        </w:rPr>
-        <w:t xml:space="preserve"> Yahweh, commander of the angel armies, says this about those people: “They will be my people. On the day that I punish the wicked people among you, I will not punish them. I will be just like a father who does not punish his son who obeys him.</w:t>
-      </w:r>
-      <w:r>
-        <w:rPr>
-          <w:lang w:val="en_US" w:bidi="en_US"/>
-        </w:rPr>
-      </w:r>
-      <w:r>
-        <w:rPr>
-          <w:lang w:val="en_US" w:bidi="en_US"/>
-        </w:rPr>
-      </w:r>
-    </w:p>
-    <w:p>
-      <w:pPr/>
-      <w:r>
-        <w:rPr>
-          <w:lang w:val="en_US" w:bidi="en_US"/>
-        </w:rPr>
-      </w:r>
-    </w:p>
-    <w:p>
-      <w:pPr/>
-      <w:r>
-        <w:rPr>
-          <w:lang w:val="en_US" w:bidi="en_US"/>
-        </w:rPr>
-      </w:r>
-      <w:r>
-        <w:rPr>
-          <w:vertAlign w:val="superscript"/>
-          <w:lang w:val="en_US" w:bidi="en_US"/>
-        </w:rPr>
-        <w:t>18</w:t>
-      </w:r>
-      <w:r>
-        <w:rPr>
-          <w:lang w:val="en_US" w:bidi="en_US"/>
-        </w:rPr>
-        <w:t xml:space="preserve"> When that happens, you will again see that the manner in which I treat righteous people is different from the manner in which I treat wicked people. You will see that the manner in which I act toward those who worship me is different from the manner in which I act toward those who do not.”</w:t>
-      </w:r>
-      <w:r>
-        <w:rPr>
-          <w:lang w:val="en_US" w:bidi="en_US"/>
-        </w:rPr>
-      </w:r>
-      <w:r>
-        <w:rPr>
-          <w:lang w:val="en_US" w:bidi="en_US"/>
-        </w:rPr>
-      </w:r>
-    </w:p>
-    <w:p>
-      <w:pPr/>
-      <w:r>
-        <w:rPr>
-          <w:lang w:val="en_US" w:bidi="en_US"/>
-        </w:rPr>
-      </w:r>
-    </w:p>
-    <w:p>
-      <w:pPr>
-        <w:pStyle w:val="Heading2"/>
-      </w:pPr>
-      <w:r>
-        <w:rPr>
-          <w:lang w:val="en_US" w:bidi="en_US"/>
-        </w:rPr>
-        <w:t>Malachi 4:1</w:t>
-      </w:r>
-      <w:r>
-        <w:rPr>
-          <w:lang w:val="en_US" w:bidi="en_US"/>
-        </w:rPr>
-      </w:r>
-    </w:p>
-    <w:p>
-      <w:pPr/>
-      <w:r>
-        <w:rPr>
-          <w:lang w:val="en_US" w:bidi="en_US"/>
-        </w:rPr>
-      </w:r>
-      <w:r>
-        <w:rPr>
-          <w:vertAlign w:val="superscript"/>
-          <w:lang w:val="en_US" w:bidi="en_US"/>
-        </w:rPr>
-        <w:t>1</w:t>
-      </w:r>
-      <w:r>
-        <w:rPr>
-          <w:lang w:val="en_US" w:bidi="en_US"/>
-        </w:rPr>
-        <w:t xml:space="preserve"> This is also what Yahweh, commander of the angel armies, says: “There will be a time when I will judge and punish all the proud people and evildoers in Israel. When that happens, it will be like a day that they burn the useless remains of crops in the fields. Those people will burn up completely—as roots and branches and everything else on a tree burns completely in a very hot fire.</w:t>
-      </w:r>
-      <w:r>
-        <w:rPr>
-          <w:lang w:val="en_US" w:bidi="en_US"/>
-        </w:rPr>
-      </w:r>
-      <w:r>
-        <w:rPr>
-          <w:lang w:val="en_US" w:bidi="en_US"/>
-        </w:rPr>
-      </w:r>
-    </w:p>
-    <w:p>
-      <w:pPr/>
-      <w:r>
-        <w:rPr>
-          <w:lang w:val="en_US" w:bidi="en_US"/>
-        </w:rPr>
-      </w:r>
-    </w:p>
-    <w:p>
-      <w:pPr/>
-      <w:r>
-        <w:rPr>
-          <w:lang w:val="en_US" w:bidi="en_US"/>
-        </w:rPr>
-      </w:r>
-      <w:r>
-        <w:rPr>
-          <w:vertAlign w:val="superscript"/>
-          <w:lang w:val="en_US" w:bidi="en_US"/>
-        </w:rPr>
-        <w:t>2</w:t>
-      </w:r>
-      <w:r>
-        <w:rPr>
-          <w:lang w:val="en_US" w:bidi="en_US"/>
-        </w:rPr>
-        <w:t xml:space="preserve"> But for you who honor me, I, who always act righteously, will come to you and heal you, as the sun rises in the morning. You will be as happy as young calves when they leave their stalls to play in the fields.</w:t>
-      </w:r>
-      <w:r>
-        <w:rPr>
-          <w:lang w:val="en_US" w:bidi="en_US"/>
-        </w:rPr>
-      </w:r>
-      <w:r>
-        <w:rPr>
-          <w:lang w:val="en_US" w:bidi="en_US"/>
-        </w:rPr>
-      </w:r>
-    </w:p>
-    <w:p>
-      <w:pPr/>
-      <w:r>
-        <w:rPr>
-          <w:lang w:val="en_US" w:bidi="en_US"/>
-        </w:rPr>
-      </w:r>
-    </w:p>
-    <w:p>
-      <w:pPr/>
-      <w:r>
-        <w:rPr>
-          <w:lang w:val="en_US" w:bidi="en_US"/>
-        </w:rPr>
-      </w:r>
-      <w:r>
-        <w:rPr>
-          <w:vertAlign w:val="superscript"/>
-          <w:lang w:val="en_US" w:bidi="en_US"/>
-        </w:rPr>
-        <w:t>3</w:t>
-      </w:r>
-      <w:r>
-        <w:rPr>
-          <w:lang w:val="en_US" w:bidi="en_US"/>
-        </w:rPr>
-        <w:t xml:space="preserve"> On the day when I judge the wicked, you will celebrate. It will be as if you had walked all over them.” This is what Yahweh, commander of the angel armies, promises.</w:t>
-      </w:r>
-      <w:r>
-        <w:rPr>
-          <w:lang w:val="en_US" w:bidi="en_US"/>
-        </w:rPr>
-      </w:r>
-      <w:r>
-        <w:rPr>
-          <w:lang w:val="en_US" w:bidi="en_US"/>
-        </w:rPr>
-      </w:r>
-    </w:p>
-    <w:p>
-      <w:pPr/>
-      <w:r>
-        <w:rPr>
-          <w:lang w:val="en_US" w:bidi="en_US"/>
-        </w:rPr>
-      </w:r>
-    </w:p>
-    <w:p>
-      <w:pPr/>
-      <w:r>
-        <w:rPr>
-          <w:lang w:val="en_US" w:bidi="en_US"/>
-        </w:rPr>
-      </w:r>
-      <w:r>
-        <w:rPr>
-          <w:vertAlign w:val="superscript"/>
-          <w:lang w:val="en_US" w:bidi="en_US"/>
-        </w:rPr>
-        <w:t>4</w:t>
-      </w:r>
-      <w:r>
-        <w:rPr>
-          <w:lang w:val="en_US" w:bidi="en_US"/>
-        </w:rPr>
-        <w:t xml:space="preserve"> Be sure to obey the laws that I commanded Moses, who served me well, to give you. Obey all the commandments and decrees that I gave him on Mount Sinai, for all you people of Israel to obey.</w:t>
-      </w:r>
-      <w:r>
-        <w:rPr>
-          <w:lang w:val="en_US" w:bidi="en_US"/>
-        </w:rPr>
-      </w:r>
-      <w:r>
-        <w:rPr>
-          <w:lang w:val="en_US" w:bidi="en_US"/>
-        </w:rPr>
-      </w:r>
-    </w:p>
-    <w:p>
-      <w:pPr/>
-      <w:r>
-        <w:rPr>
-          <w:lang w:val="en_US" w:bidi="en_US"/>
-        </w:rPr>
-      </w:r>
-    </w:p>
-    <w:p>
-      <w:pPr/>
-      <w:r>
-        <w:rPr>
-          <w:lang w:val="en_US" w:bidi="en_US"/>
-        </w:rPr>
-      </w:r>
-      <w:r>
-        <w:rPr>
-          <w:vertAlign w:val="superscript"/>
-          <w:lang w:val="en_US" w:bidi="en_US"/>
-        </w:rPr>
-        <w:t>5</w:t>
-      </w:r>
-      <w:r>
-        <w:rPr>
-          <w:lang w:val="en_US" w:bidi="en_US"/>
-        </w:rPr>
-        <w:t xml:space="preserve"> Listen to this: One day I will send to you the prophet Elijah. He will arrive before the great and dreadful day when I, Yahweh, will judge everyone and punish those who deserve punishment.</w:t>
-      </w:r>
-      <w:r>
-        <w:rPr>
-          <w:lang w:val="en_US" w:bidi="en_US"/>
-        </w:rPr>
-      </w:r>
-      <w:r>
-        <w:rPr>
-          <w:lang w:val="en_US" w:bidi="en_US"/>
-        </w:rPr>
-      </w:r>
-    </w:p>
-    <w:p>
-      <w:pPr/>
-      <w:r>
-        <w:rPr>
-          <w:lang w:val="en_US" w:bidi="en_US"/>
-        </w:rPr>
-      </w:r>
-    </w:p>
-    <w:p>
-      <w:pPr/>
-      <w:r>
-        <w:rPr>
-          <w:lang w:val="en_US" w:bidi="en_US"/>
-        </w:rPr>
-      </w:r>
-      <w:r>
-        <w:rPr>
-          <w:vertAlign w:val="superscript"/>
-          <w:lang w:val="en_US" w:bidi="en_US"/>
-        </w:rPr>
-        <w:t>6</w:t>
-      </w:r>
-      <w:r>
-        <w:rPr>
-          <w:lang w:val="en_US" w:bidi="en_US"/>
-        </w:rPr>
-        <w:t xml:space="preserve"> Because of what Elijah will preach, parents and their children join together in loving each other again. If that does not happen, I will come and destroy your country.”</w:t>
-      </w:r>
-      <w:r>
-        <w:rPr>
-          <w:lang w:val="en_US" w:bidi="en_US"/>
-        </w:rPr>
-      </w:r>
-      <w:r>
-        <w:rPr>
-          <w:lang w:val="en_US" w:bidi="en_US"/>
-        </w:rPr>
+        <w:t xml:space="preserve"> Because of his message, parents and children will love each other again. I am going to make this happen so that I will not have to come and curse your country.”</w:t>
       </w:r>
     </w:p>
     <w:sectPr>

--- a/eng/docx/39.content.docx
+++ b/eng/docx/39.content.docx
@@ -19,7 +19,7 @@
         <w:rPr>
           <w:lang w:val="en_US" w:bidi="en_US"/>
         </w:rPr>
-        <w:t>Resource: unfoldingWord Simplified</w:t>
+        <w:t>Resource: unfoldingWord Simplified Text</w:t>
       </w:r>
       <w:r>
         <w:rPr>
@@ -39,13 +39,13 @@
           <w:b/>
           <w:lang w:val="en_US" w:bidi="en_US"/>
         </w:rPr>
-        <w:t>unfoldingWord Simplified</w:t>
-      </w:r>
-      <w:r>
-        <w:rPr>
-          <w:lang w:val="en_US" w:bidi="en_US"/>
-        </w:rPr>
-        <w:t xml:space="preserve"> © 2022 </w:t>
+        <w:t>unfoldingWord Simplified Text</w:t>
+      </w:r>
+      <w:r>
+        <w:rPr>
+          <w:lang w:val="en_US" w:bidi="en_US"/>
+        </w:rPr>
+        <w:t xml:space="preserve"> © 2026 </w:t>
       </w:r>
       <w:hyperlink r:id="rId13">
         <w:r>
@@ -74,7 +74,7 @@
             <w:color w:val="0000EE"/>
             <w:u w:val="single"/>
           </w:rPr>
-          <w:t>CC BY-SA 4.0 license</w:t>
+          <w:t>CC BY-SA 4.0</w:t>
         </w:r>
       </w:hyperlink>
       <w:r>
@@ -102,7 +102,7 @@
         <w:rPr>
           <w:lang w:val="en_US" w:bidi="en_US"/>
         </w:rPr>
-        <w:t>unfoldingWord Simplified</w:t>
+        <w:t>unfoldingWord Simplified Text</w:t>
       </w:r>
     </w:p>
     <w:p>
